--- a/backend/src/modules/absencesStagiaires/canevas/feuillePresenceCcEfm.docx
+++ b/backend/src/modules/absencesStagiaires/canevas/feuillePresenceCcEfm.docx
@@ -20,16 +20,16 @@
         <w:tblLook w:val="0000" w:firstRow="0" w:lastRow="0" w:firstColumn="0" w:lastColumn="0" w:noHBand="0" w:noVBand="0"/>
       </w:tblPr>
       <w:tblGrid>
-        <w:gridCol w:w="1900"/>
-        <w:gridCol w:w="3624"/>
-        <w:gridCol w:w="1842"/>
+        <w:gridCol w:w="1838"/>
+        <w:gridCol w:w="4394"/>
+        <w:gridCol w:w="1134"/>
         <w:gridCol w:w="2840"/>
       </w:tblGrid>
       <w:tr>
         <w:tc>
           <w:tcPr>
-            <w:tcW w:w="1900" w:type="dxa"/>
-            <w:shd w:val="clear" w:color="auto" w:fill="FAFAFA"/>
+            <w:tcW w:w="1838" w:type="dxa"/>
+            <w:shd w:val="clear" w:color="auto" w:fill="F2F2F2" w:themeFill="background1" w:themeFillShade="F2"/>
             <w:tcMar>
               <w:top w:w="50" w:type="dxa"/>
               <w:left w:w="80" w:type="dxa"/>
@@ -50,25 +50,25 @@
         </w:tc>
         <w:tc>
           <w:tcPr>
-            <w:tcW w:w="3624" w:type="dxa"/>
-            <w:tcMar>
-              <w:top w:w="50" w:type="dxa"/>
-              <w:left w:w="80" w:type="dxa"/>
-              <w:bottom w:w="50" w:type="dxa"/>
-              <w:right w:w="80" w:type="dxa"/>
-            </w:tcMar>
-            <w:vAlign w:val="center"/>
-          </w:tcPr>
-          <w:p>
-            <w:r>
-              <w:t>CFP MGD HASSANIA</w:t>
-            </w:r>
-          </w:p>
-        </w:tc>
-        <w:tc>
-          <w:tcPr>
-            <w:tcW w:w="1842" w:type="dxa"/>
-            <w:shd w:val="clear" w:color="auto" w:fill="FAFAFA"/>
+            <w:tcW w:w="4394" w:type="dxa"/>
+            <w:tcMar>
+              <w:top w:w="50" w:type="dxa"/>
+              <w:left w:w="80" w:type="dxa"/>
+              <w:bottom w:w="50" w:type="dxa"/>
+              <w:right w:w="80" w:type="dxa"/>
+            </w:tcMar>
+            <w:vAlign w:val="center"/>
+          </w:tcPr>
+          <w:p>
+            <w:r>
+              <w:t>CFMMS</w:t>
+            </w:r>
+          </w:p>
+        </w:tc>
+        <w:tc>
+          <w:tcPr>
+            <w:tcW w:w="1134" w:type="dxa"/>
+            <w:shd w:val="clear" w:color="auto" w:fill="F2F2F2" w:themeFill="background1" w:themeFillShade="F2"/>
             <w:tcMar>
               <w:top w:w="50" w:type="dxa"/>
               <w:left w:w="80" w:type="dxa"/>
@@ -104,7 +104,7 @@
                 <w:b/>
                 <w:bCs/>
               </w:rPr>
-              <w:t>DEVOWFS</w:t>
+              <w:t>GM</w:t>
             </w:r>
           </w:p>
         </w:tc>
@@ -112,8 +112,8 @@
       <w:tr>
         <w:tc>
           <w:tcPr>
-            <w:tcW w:w="1900" w:type="dxa"/>
-            <w:shd w:val="clear" w:color="auto" w:fill="FAFAFA"/>
+            <w:tcW w:w="1838" w:type="dxa"/>
+            <w:shd w:val="clear" w:color="auto" w:fill="F2F2F2" w:themeFill="background1" w:themeFillShade="F2"/>
             <w:tcMar>
               <w:top w:w="50" w:type="dxa"/>
               <w:left w:w="80" w:type="dxa"/>
@@ -134,21 +134,21 @@
         </w:tc>
         <w:tc>
           <w:tcPr>
-            <w:tcW w:w="3624" w:type="dxa"/>
-            <w:tcMar>
-              <w:top w:w="50" w:type="dxa"/>
-              <w:left w:w="80" w:type="dxa"/>
-              <w:bottom w:w="50" w:type="dxa"/>
-              <w:right w:w="80" w:type="dxa"/>
-            </w:tcMar>
-            <w:vAlign w:val="center"/>
-          </w:tcPr>
-          <w:p/>
-        </w:tc>
-        <w:tc>
-          <w:tcPr>
-            <w:tcW w:w="1842" w:type="dxa"/>
-            <w:shd w:val="clear" w:color="auto" w:fill="FAFAFA"/>
+            <w:tcW w:w="4394" w:type="dxa"/>
+            <w:tcMar>
+              <w:top w:w="50" w:type="dxa"/>
+              <w:left w:w="80" w:type="dxa"/>
+              <w:bottom w:w="50" w:type="dxa"/>
+              <w:right w:w="80" w:type="dxa"/>
+            </w:tcMar>
+            <w:vAlign w:val="center"/>
+          </w:tcPr>
+          <w:p/>
+        </w:tc>
+        <w:tc>
+          <w:tcPr>
+            <w:tcW w:w="1134" w:type="dxa"/>
+            <w:shd w:val="clear" w:color="auto" w:fill="F2F2F2" w:themeFill="background1" w:themeFillShade="F2"/>
             <w:tcMar>
               <w:top w:w="50" w:type="dxa"/>
               <w:left w:w="80" w:type="dxa"/>
@@ -184,7 +184,7 @@
                 <w:b/>
                 <w:bCs/>
               </w:rPr>
-              <w:t>201</w:t>
+              <w:t>101</w:t>
             </w:r>
           </w:p>
         </w:tc>
@@ -192,8 +192,8 @@
       <w:tr>
         <w:tc>
           <w:tcPr>
-            <w:tcW w:w="1900" w:type="dxa"/>
-            <w:shd w:val="clear" w:color="auto" w:fill="FAFAFA"/>
+            <w:tcW w:w="1838" w:type="dxa"/>
+            <w:shd w:val="clear" w:color="auto" w:fill="F2F2F2" w:themeFill="background1" w:themeFillShade="F2"/>
             <w:tcMar>
               <w:top w:w="50" w:type="dxa"/>
               <w:left w:w="80" w:type="dxa"/>
@@ -214,21 +214,21 @@
         </w:tc>
         <w:tc>
           <w:tcPr>
-            <w:tcW w:w="3624" w:type="dxa"/>
-            <w:tcMar>
-              <w:top w:w="50" w:type="dxa"/>
-              <w:left w:w="80" w:type="dxa"/>
-              <w:bottom w:w="50" w:type="dxa"/>
-              <w:right w:w="80" w:type="dxa"/>
-            </w:tcMar>
-            <w:vAlign w:val="center"/>
-          </w:tcPr>
-          <w:p/>
-        </w:tc>
-        <w:tc>
-          <w:tcPr>
-            <w:tcW w:w="1842" w:type="dxa"/>
-            <w:shd w:val="clear" w:color="auto" w:fill="FAFAFA"/>
+            <w:tcW w:w="4394" w:type="dxa"/>
+            <w:tcMar>
+              <w:top w:w="50" w:type="dxa"/>
+              <w:left w:w="80" w:type="dxa"/>
+              <w:bottom w:w="50" w:type="dxa"/>
+              <w:right w:w="80" w:type="dxa"/>
+            </w:tcMar>
+            <w:vAlign w:val="center"/>
+          </w:tcPr>
+          <w:p/>
+        </w:tc>
+        <w:tc>
+          <w:tcPr>
+            <w:tcW w:w="1134" w:type="dxa"/>
+            <w:shd w:val="clear" w:color="auto" w:fill="F2F2F2" w:themeFill="background1" w:themeFillShade="F2"/>
             <w:tcMar>
               <w:top w:w="50" w:type="dxa"/>
               <w:left w:w="80" w:type="dxa"/>
@@ -258,144 +258,195 @@
             </w:tcMar>
             <w:vAlign w:val="center"/>
           </w:tcPr>
-          <w:p/>
+          <w:p>
+            <w:r>
+              <w:t>Du ……………..……Au……………………</w:t>
+            </w:r>
+          </w:p>
         </w:tc>
       </w:tr>
     </w:tbl>
     <w:p>
       <w:pPr>
         <w:spacing w:after="100"/>
+        <w:rPr>
+          <w:sz w:val="8"/>
+          <w:szCs w:val="8"/>
+        </w:rPr>
       </w:pPr>
     </w:p>
     <w:tbl>
       <w:tblPr>
-        <w:tblW w:w="10206" w:type="dxa"/>
-        <w:tblBorders>
-          <w:top w:val="single" w:sz="4" w:space="0" w:color="000000" w:themeColor="text1"/>
-          <w:left w:val="single" w:sz="4" w:space="0" w:color="000000" w:themeColor="text1"/>
-          <w:bottom w:val="single" w:sz="4" w:space="0" w:color="000000" w:themeColor="text1"/>
-          <w:right w:val="single" w:sz="4" w:space="0" w:color="000000" w:themeColor="text1"/>
-          <w:insideH w:val="single" w:sz="4" w:space="0" w:color="000000" w:themeColor="text1"/>
-          <w:insideV w:val="single" w:sz="4" w:space="0" w:color="000000" w:themeColor="text1"/>
-        </w:tblBorders>
-        <w:tblCellMar>
-          <w:left w:w="10" w:type="dxa"/>
-          <w:right w:w="10" w:type="dxa"/>
-        </w:tblCellMar>
-        <w:tblLook w:val="0000" w:firstRow="0" w:lastRow="0" w:firstColumn="0" w:lastColumn="0" w:noHBand="0" w:noVBand="0"/>
+        <w:tblStyle w:val="Grilledutableau"/>
+        <w:tblW w:w="10201" w:type="dxa"/>
+        <w:tblLayout w:type="fixed"/>
+        <w:tblLook w:val="04A0" w:firstRow="1" w:lastRow="0" w:firstColumn="1" w:lastColumn="0" w:noHBand="0" w:noVBand="1"/>
       </w:tblPr>
       <w:tblGrid>
-        <w:gridCol w:w="3253"/>
-        <w:gridCol w:w="3253"/>
-        <w:gridCol w:w="1850"/>
-        <w:gridCol w:w="1850"/>
+        <w:gridCol w:w="679"/>
+        <w:gridCol w:w="679"/>
+        <w:gridCol w:w="679"/>
+        <w:gridCol w:w="680"/>
+        <w:gridCol w:w="680"/>
+        <w:gridCol w:w="680"/>
+        <w:gridCol w:w="1531"/>
+        <w:gridCol w:w="1531"/>
+        <w:gridCol w:w="1531"/>
+        <w:gridCol w:w="1531"/>
       </w:tblGrid>
       <w:tr>
         <w:tc>
           <w:tcPr>
-            <w:tcW w:w="3000" w:type="dxa"/>
-            <w:shd w:val="clear" w:color="auto" w:fill="FAFAFA"/>
-            <w:tcMar>
-              <w:top w:w="100" w:type="dxa"/>
-              <w:left w:w="80" w:type="dxa"/>
-              <w:bottom w:w="100" w:type="dxa"/>
-              <w:right w:w="80" w:type="dxa"/>
-            </w:tcMar>
-            <w:vAlign w:val="center"/>
-          </w:tcPr>
-          <w:p>
-            <w:pPr>
-              <w:jc w:val="center"/>
-            </w:pPr>
-            <w:r>
-              <w:rPr>
-                <w:b/>
-                <w:bCs/>
-              </w:rPr>
-              <w:t xml:space="preserve">CONTROLE </w:t>
-            </w:r>
-            <w:proofErr w:type="gramStart"/>
-            <w:r>
-              <w:rPr>
-                <w:b/>
-                <w:bCs/>
-              </w:rPr>
-              <w:t xml:space="preserve">CONTINU  </w:t>
-            </w:r>
-            <w:r>
-              <w:rPr>
+            <w:tcW w:w="680" w:type="dxa"/>
+            <w:gridSpan w:val="6"/>
+            <w:shd w:val="clear" w:color="auto" w:fill="F2F2F2" w:themeFill="background1" w:themeFillShade="F2"/>
+          </w:tcPr>
+          <w:p>
+            <w:pPr>
+              <w:spacing w:after="100"/>
+              <w:jc w:val="center"/>
+              <w:rPr>
+                <w:rFonts w:asciiTheme="minorHAnsi" w:hAnsiTheme="minorHAnsi" w:cstheme="minorHAnsi"/>
+              </w:rPr>
+            </w:pPr>
+            <w:r>
+              <w:rPr>
+                <w:rFonts w:asciiTheme="minorHAnsi" w:hAnsiTheme="minorHAnsi" w:cstheme="minorHAnsi"/>
+                <w:b/>
+                <w:bCs/>
+              </w:rPr>
+              <w:t xml:space="preserve">CONTROLE CONTINU  </w:t>
+            </w:r>
+            <w:r>
+              <w:rPr>
+                <w:rFonts w:ascii="Segoe UI Symbol" w:hAnsi="Segoe UI Symbol" w:cs="Segoe UI Symbol"/>
                 <w:sz w:val="26"/>
                 <w:szCs w:val="26"/>
               </w:rPr>
               <w:t>☐</w:t>
             </w:r>
-            <w:proofErr w:type="gramEnd"/>
-          </w:p>
-        </w:tc>
-        <w:tc>
-          <w:tcPr>
-            <w:tcW w:w="3000" w:type="dxa"/>
-            <w:shd w:val="clear" w:color="auto" w:fill="FAFAFA"/>
-            <w:tcMar>
-              <w:top w:w="100" w:type="dxa"/>
-              <w:left w:w="80" w:type="dxa"/>
-              <w:bottom w:w="100" w:type="dxa"/>
-              <w:right w:w="80" w:type="dxa"/>
-            </w:tcMar>
-            <w:vAlign w:val="center"/>
-          </w:tcPr>
-          <w:p>
-            <w:pPr>
-              <w:jc w:val="center"/>
-            </w:pPr>
-            <w:r>
-              <w:rPr>
-                <w:b/>
-                <w:bCs/>
-              </w:rPr>
-              <w:t xml:space="preserve">EXAMEN FIN DE </w:t>
-            </w:r>
-            <w:proofErr w:type="gramStart"/>
-            <w:r>
-              <w:rPr>
-                <w:b/>
-                <w:bCs/>
-              </w:rPr>
-              <w:t xml:space="preserve">MODULE  </w:t>
-            </w:r>
-            <w:r>
-              <w:rPr>
+          </w:p>
+        </w:tc>
+        <w:tc>
+          <w:tcPr>
+            <w:tcW w:w="1531" w:type="dxa"/>
+            <w:gridSpan w:val="2"/>
+            <w:shd w:val="clear" w:color="auto" w:fill="F2F2F2" w:themeFill="background1" w:themeFillShade="F2"/>
+          </w:tcPr>
+          <w:p>
+            <w:pPr>
+              <w:spacing w:after="100"/>
+              <w:jc w:val="center"/>
+              <w:rPr>
+                <w:rFonts w:asciiTheme="minorHAnsi" w:hAnsiTheme="minorHAnsi" w:cstheme="minorHAnsi"/>
+              </w:rPr>
+            </w:pPr>
+            <w:r>
+              <w:rPr>
+                <w:rFonts w:asciiTheme="minorHAnsi" w:hAnsiTheme="minorHAnsi" w:cstheme="minorHAnsi"/>
+                <w:b/>
+                <w:bCs/>
+              </w:rPr>
+              <w:t xml:space="preserve">EXAMEN FIN DE MODULE  </w:t>
+            </w:r>
+            <w:r>
+              <w:rPr>
+                <w:rFonts w:ascii="Segoe UI Symbol" w:hAnsi="Segoe UI Symbol" w:cs="Segoe UI Symbol"/>
                 <w:sz w:val="26"/>
                 <w:szCs w:val="26"/>
               </w:rPr>
               <w:t>☐</w:t>
             </w:r>
-            <w:proofErr w:type="gramEnd"/>
-          </w:p>
-        </w:tc>
-        <w:tc>
-          <w:tcPr>
-            <w:tcW w:w="1706" w:type="dxa"/>
-            <w:shd w:val="clear" w:color="auto" w:fill="FAFAFA"/>
-            <w:tcMar>
-              <w:top w:w="100" w:type="dxa"/>
-              <w:left w:w="80" w:type="dxa"/>
-              <w:bottom w:w="100" w:type="dxa"/>
-              <w:right w:w="80" w:type="dxa"/>
-            </w:tcMar>
-            <w:vAlign w:val="center"/>
-          </w:tcPr>
-          <w:p>
-            <w:pPr>
-              <w:jc w:val="center"/>
-            </w:pPr>
-            <w:proofErr w:type="gramStart"/>
-            <w:r>
-              <w:rPr>
-                <w:b/>
-                <w:bCs/>
-              </w:rPr>
-              <w:t xml:space="preserve">Local  </w:t>
+          </w:p>
+        </w:tc>
+        <w:tc>
+          <w:tcPr>
+            <w:tcW w:w="1531" w:type="dxa"/>
+            <w:shd w:val="clear" w:color="auto" w:fill="F2F2F2" w:themeFill="background1" w:themeFillShade="F2"/>
+            <w:vAlign w:val="bottom"/>
+          </w:tcPr>
+          <w:p>
+            <w:pPr>
+              <w:spacing w:line="360" w:lineRule="auto"/>
+              <w:jc w:val="center"/>
+              <w:rPr>
+                <w:rFonts w:asciiTheme="minorHAnsi" w:hAnsiTheme="minorHAnsi" w:cstheme="minorHAnsi"/>
+                <w:b/>
+                <w:bCs/>
+                <w:sz w:val="22"/>
+                <w:szCs w:val="22"/>
+              </w:rPr>
+            </w:pPr>
+            <w:r>
+              <w:rPr>
+                <w:rFonts w:asciiTheme="minorHAnsi" w:hAnsiTheme="minorHAnsi" w:cstheme="minorHAnsi"/>
+                <w:b/>
+                <w:bCs/>
+                <w:sz w:val="22"/>
+                <w:szCs w:val="22"/>
+              </w:rPr>
+              <w:t>Inscrits</w:t>
+            </w:r>
+          </w:p>
+        </w:tc>
+        <w:tc>
+          <w:tcPr>
+            <w:tcW w:w="1531" w:type="dxa"/>
+            <w:shd w:val="clear" w:color="auto" w:fill="F2F2F2" w:themeFill="background1" w:themeFillShade="F2"/>
+            <w:vAlign w:val="bottom"/>
+          </w:tcPr>
+          <w:p>
+            <w:pPr>
+              <w:spacing w:line="360" w:lineRule="auto"/>
+              <w:jc w:val="center"/>
+              <w:rPr>
+                <w:rFonts w:asciiTheme="minorHAnsi" w:hAnsiTheme="minorHAnsi" w:cstheme="minorHAnsi"/>
+                <w:b/>
+                <w:bCs/>
+                <w:sz w:val="22"/>
+                <w:szCs w:val="22"/>
+              </w:rPr>
+            </w:pPr>
+            <w:r>
+              <w:rPr>
+                <w:rFonts w:asciiTheme="minorHAnsi" w:hAnsiTheme="minorHAnsi" w:cstheme="minorHAnsi"/>
+                <w:b/>
+                <w:bCs/>
+                <w:sz w:val="22"/>
+                <w:szCs w:val="22"/>
+              </w:rPr>
+              <w:t>Présents</w:t>
+            </w:r>
+          </w:p>
+        </w:tc>
+      </w:tr>
+      <w:tr>
+        <w:tc>
+          <w:tcPr>
+            <w:tcW w:w="680" w:type="dxa"/>
+          </w:tcPr>
+          <w:p>
+            <w:pPr>
+              <w:spacing w:after="100"/>
+              <w:jc w:val="center"/>
+            </w:pPr>
+            <w:r>
+              <w:rPr>
+                <w:b/>
+                <w:bCs/>
+                <w:sz w:val="24"/>
+                <w:szCs w:val="24"/>
+              </w:rPr>
+              <w:t>1</w:t>
+            </w:r>
+            <w:r>
+              <w:rPr>
+                <w:b/>
+                <w:bCs/>
+                <w:sz w:val="24"/>
+                <w:szCs w:val="24"/>
+              </w:rPr>
+              <w:t xml:space="preserve"> </w:t>
             </w:r>
             <w:r>
               <w:rPr>
@@ -404,32 +455,34 @@
               </w:rPr>
               <w:t>☐</w:t>
             </w:r>
-            <w:proofErr w:type="gramEnd"/>
-          </w:p>
-        </w:tc>
-        <w:tc>
-          <w:tcPr>
-            <w:tcW w:w="1706" w:type="dxa"/>
-            <w:shd w:val="clear" w:color="auto" w:fill="FAFAFA"/>
-            <w:tcMar>
-              <w:top w:w="100" w:type="dxa"/>
-              <w:left w:w="80" w:type="dxa"/>
-              <w:bottom w:w="100" w:type="dxa"/>
-              <w:right w:w="80" w:type="dxa"/>
-            </w:tcMar>
-            <w:vAlign w:val="center"/>
-          </w:tcPr>
-          <w:p>
-            <w:pPr>
-              <w:jc w:val="center"/>
-            </w:pPr>
-            <w:proofErr w:type="gramStart"/>
-            <w:r>
-              <w:rPr>
-                <w:b/>
-                <w:bCs/>
-              </w:rPr>
-              <w:t xml:space="preserve">Régional  </w:t>
+          </w:p>
+        </w:tc>
+        <w:tc>
+          <w:tcPr>
+            <w:tcW w:w="680" w:type="dxa"/>
+          </w:tcPr>
+          <w:p>
+            <w:pPr>
+              <w:spacing w:after="100"/>
+              <w:jc w:val="center"/>
+            </w:pPr>
+            <w:r>
+              <w:rPr>
+                <w:b/>
+                <w:bCs/>
+                <w:sz w:val="24"/>
+                <w:szCs w:val="24"/>
+              </w:rPr>
+              <w:t>2</w:t>
+            </w:r>
+            <w:r>
+              <w:rPr>
+                <w:b/>
+                <w:bCs/>
+                <w:sz w:val="24"/>
+                <w:szCs w:val="24"/>
+              </w:rPr>
+              <w:t xml:space="preserve"> </w:t>
             </w:r>
             <w:r>
               <w:rPr>
@@ -438,7 +491,379 @@
               </w:rPr>
               <w:t>☐</w:t>
             </w:r>
-            <w:proofErr w:type="gramEnd"/>
+          </w:p>
+        </w:tc>
+        <w:tc>
+          <w:tcPr>
+            <w:tcW w:w="680" w:type="dxa"/>
+          </w:tcPr>
+          <w:p>
+            <w:pPr>
+              <w:spacing w:after="100"/>
+              <w:jc w:val="center"/>
+            </w:pPr>
+            <w:r>
+              <w:rPr>
+                <w:b/>
+                <w:bCs/>
+                <w:sz w:val="24"/>
+                <w:szCs w:val="24"/>
+              </w:rPr>
+              <w:t>3</w:t>
+            </w:r>
+            <w:r>
+              <w:rPr>
+                <w:b/>
+                <w:bCs/>
+                <w:sz w:val="24"/>
+                <w:szCs w:val="24"/>
+              </w:rPr>
+              <w:t xml:space="preserve"> </w:t>
+            </w:r>
+            <w:r>
+              <w:rPr>
+                <w:sz w:val="26"/>
+                <w:szCs w:val="26"/>
+              </w:rPr>
+              <w:t>☐</w:t>
+            </w:r>
+          </w:p>
+        </w:tc>
+        <w:tc>
+          <w:tcPr>
+            <w:tcW w:w="680" w:type="dxa"/>
+          </w:tcPr>
+          <w:p>
+            <w:pPr>
+              <w:spacing w:after="100"/>
+              <w:jc w:val="center"/>
+            </w:pPr>
+            <w:r>
+              <w:rPr>
+                <w:b/>
+                <w:bCs/>
+                <w:sz w:val="24"/>
+                <w:szCs w:val="24"/>
+              </w:rPr>
+              <w:t>4</w:t>
+            </w:r>
+            <w:r>
+              <w:rPr>
+                <w:b/>
+                <w:bCs/>
+                <w:sz w:val="24"/>
+                <w:szCs w:val="24"/>
+              </w:rPr>
+              <w:t xml:space="preserve"> </w:t>
+            </w:r>
+            <w:r>
+              <w:rPr>
+                <w:sz w:val="26"/>
+                <w:szCs w:val="26"/>
+              </w:rPr>
+              <w:t>☐</w:t>
+            </w:r>
+          </w:p>
+        </w:tc>
+        <w:tc>
+          <w:tcPr>
+            <w:tcW w:w="680" w:type="dxa"/>
+          </w:tcPr>
+          <w:p>
+            <w:pPr>
+              <w:spacing w:after="100"/>
+              <w:jc w:val="center"/>
+            </w:pPr>
+            <w:r>
+              <w:rPr>
+                <w:b/>
+                <w:bCs/>
+                <w:sz w:val="24"/>
+                <w:szCs w:val="24"/>
+              </w:rPr>
+              <w:t>5</w:t>
+            </w:r>
+            <w:r>
+              <w:rPr>
+                <w:b/>
+                <w:bCs/>
+                <w:sz w:val="24"/>
+                <w:szCs w:val="24"/>
+              </w:rPr>
+              <w:t xml:space="preserve"> </w:t>
+            </w:r>
+            <w:r>
+              <w:rPr>
+                <w:sz w:val="26"/>
+                <w:szCs w:val="26"/>
+              </w:rPr>
+              <w:t>☐</w:t>
+            </w:r>
+          </w:p>
+        </w:tc>
+        <w:tc>
+          <w:tcPr>
+            <w:tcW w:w="680" w:type="dxa"/>
+          </w:tcPr>
+          <w:p>
+            <w:pPr>
+              <w:spacing w:after="100"/>
+              <w:jc w:val="center"/>
+            </w:pPr>
+            <w:r>
+              <w:rPr>
+                <w:b/>
+                <w:bCs/>
+                <w:sz w:val="24"/>
+                <w:szCs w:val="24"/>
+              </w:rPr>
+              <w:t>6</w:t>
+            </w:r>
+            <w:r>
+              <w:rPr>
+                <w:b/>
+                <w:bCs/>
+                <w:sz w:val="24"/>
+                <w:szCs w:val="24"/>
+              </w:rPr>
+              <w:t xml:space="preserve"> </w:t>
+            </w:r>
+            <w:r>
+              <w:rPr>
+                <w:sz w:val="26"/>
+                <w:szCs w:val="26"/>
+              </w:rPr>
+              <w:t>☐</w:t>
+            </w:r>
+          </w:p>
+        </w:tc>
+        <w:tc>
+          <w:tcPr>
+            <w:tcW w:w="1531" w:type="dxa"/>
+            <w:vMerge w:val="restart"/>
+            <w:vAlign w:val="center"/>
+          </w:tcPr>
+          <w:p>
+            <w:pPr>
+              <w:spacing w:after="100"/>
+              <w:jc w:val="center"/>
+            </w:pPr>
+            <w:r>
+              <w:rPr>
+                <w:b/>
+                <w:bCs/>
+              </w:rPr>
+              <w:t xml:space="preserve">Local </w:t>
+            </w:r>
+            <w:r>
+              <w:rPr>
+                <w:sz w:val="26"/>
+                <w:szCs w:val="26"/>
+              </w:rPr>
+              <w:t>☐</w:t>
+            </w:r>
+          </w:p>
+        </w:tc>
+        <w:tc>
+          <w:tcPr>
+            <w:tcW w:w="1531" w:type="dxa"/>
+            <w:vMerge w:val="restart"/>
+            <w:vAlign w:val="center"/>
+          </w:tcPr>
+          <w:p>
+            <w:pPr>
+              <w:spacing w:after="100"/>
+              <w:jc w:val="center"/>
+            </w:pPr>
+            <w:r>
+              <w:rPr>
+                <w:b/>
+                <w:bCs/>
+              </w:rPr>
+              <w:t xml:space="preserve">Régional </w:t>
+            </w:r>
+            <w:r>
+              <w:rPr>
+                <w:sz w:val="26"/>
+                <w:szCs w:val="26"/>
+              </w:rPr>
+              <w:t>☐</w:t>
+            </w:r>
+          </w:p>
+        </w:tc>
+        <w:tc>
+          <w:tcPr>
+            <w:tcW w:w="1531" w:type="dxa"/>
+            <w:vMerge w:val="restart"/>
+            <w:shd w:val="clear" w:color="auto" w:fill="FFFFFF" w:themeFill="background1"/>
+            <w:vAlign w:val="center"/>
+          </w:tcPr>
+          <w:p>
+            <w:pPr>
+              <w:spacing w:line="360" w:lineRule="auto"/>
+              <w:jc w:val="center"/>
+            </w:pPr>
+            <w:r>
+              <w:t>……………….</w:t>
+            </w:r>
+          </w:p>
+        </w:tc>
+        <w:tc>
+          <w:tcPr>
+            <w:tcW w:w="1531" w:type="dxa"/>
+            <w:vMerge w:val="restart"/>
+            <w:shd w:val="clear" w:color="auto" w:fill="FFFFFF" w:themeFill="background1"/>
+            <w:vAlign w:val="center"/>
+          </w:tcPr>
+          <w:p>
+            <w:pPr>
+              <w:spacing w:line="360" w:lineRule="auto"/>
+              <w:jc w:val="center"/>
+            </w:pPr>
+            <w:r>
+              <w:t>…………………</w:t>
+            </w:r>
+          </w:p>
+        </w:tc>
+      </w:tr>
+      <w:tr>
+        <w:tc>
+          <w:tcPr>
+            <w:tcW w:w="680" w:type="dxa"/>
+            <w:gridSpan w:val="2"/>
+            <w:tcBorders>
+              <w:top w:val="single" w:sz="4" w:space="0" w:color="auto"/>
+            </w:tcBorders>
+            <w:shd w:val="clear" w:color="auto" w:fill="FAFAFA"/>
+            <w:vAlign w:val="center"/>
+          </w:tcPr>
+          <w:p>
+            <w:pPr>
+              <w:spacing w:after="100"/>
+              <w:jc w:val="center"/>
+            </w:pPr>
+            <w:r>
+              <w:rPr>
+                <w:b/>
+                <w:bCs/>
+              </w:rPr>
+              <w:t xml:space="preserve">Ecrit </w:t>
+            </w:r>
+            <w:r>
+              <w:rPr>
+                <w:sz w:val="26"/>
+                <w:szCs w:val="26"/>
+              </w:rPr>
+              <w:t>☐</w:t>
+            </w:r>
+          </w:p>
+        </w:tc>
+        <w:tc>
+          <w:tcPr>
+            <w:tcW w:w="680" w:type="dxa"/>
+            <w:gridSpan w:val="2"/>
+            <w:tcBorders>
+              <w:top w:val="single" w:sz="4" w:space="0" w:color="auto"/>
+            </w:tcBorders>
+            <w:shd w:val="clear" w:color="auto" w:fill="FAFAFA"/>
+            <w:vAlign w:val="center"/>
+          </w:tcPr>
+          <w:p>
+            <w:pPr>
+              <w:spacing w:after="100"/>
+              <w:jc w:val="center"/>
+            </w:pPr>
+            <w:r>
+              <w:rPr>
+                <w:b/>
+                <w:bCs/>
+              </w:rPr>
+              <w:t xml:space="preserve">Oral </w:t>
+            </w:r>
+            <w:r>
+              <w:rPr>
+                <w:sz w:val="26"/>
+                <w:szCs w:val="26"/>
+              </w:rPr>
+              <w:t>☐</w:t>
+            </w:r>
+          </w:p>
+        </w:tc>
+        <w:tc>
+          <w:tcPr>
+            <w:tcW w:w="680" w:type="dxa"/>
+            <w:gridSpan w:val="2"/>
+            <w:tcBorders>
+              <w:top w:val="single" w:sz="4" w:space="0" w:color="auto"/>
+            </w:tcBorders>
+            <w:shd w:val="clear" w:color="auto" w:fill="FAFAFA"/>
+            <w:vAlign w:val="center"/>
+          </w:tcPr>
+          <w:p>
+            <w:pPr>
+              <w:spacing w:after="100"/>
+              <w:jc w:val="center"/>
+            </w:pPr>
+            <w:r>
+              <w:rPr>
+                <w:b/>
+                <w:bCs/>
+              </w:rPr>
+              <w:t xml:space="preserve">TP </w:t>
+            </w:r>
+            <w:r>
+              <w:rPr>
+                <w:sz w:val="26"/>
+                <w:szCs w:val="26"/>
+              </w:rPr>
+              <w:t>☐</w:t>
+            </w:r>
+          </w:p>
+        </w:tc>
+        <w:tc>
+          <w:tcPr>
+            <w:tcW w:w="1531" w:type="dxa"/>
+            <w:vMerge/>
+          </w:tcPr>
+          <w:p>
+            <w:pPr>
+              <w:spacing w:after="100"/>
+            </w:pPr>
+          </w:p>
+        </w:tc>
+        <w:tc>
+          <w:tcPr>
+            <w:tcW w:w="1531" w:type="dxa"/>
+            <w:vMerge/>
+          </w:tcPr>
+          <w:p>
+            <w:pPr>
+              <w:spacing w:after="100"/>
+            </w:pPr>
+          </w:p>
+        </w:tc>
+        <w:tc>
+          <w:tcPr>
+            <w:tcW w:w="1531" w:type="dxa"/>
+            <w:vMerge/>
+            <w:shd w:val="clear" w:color="auto" w:fill="FFFFFF" w:themeFill="background1"/>
+          </w:tcPr>
+          <w:p>
+            <w:pPr>
+              <w:spacing w:after="100"/>
+            </w:pPr>
+          </w:p>
+        </w:tc>
+        <w:tc>
+          <w:tcPr>
+            <w:tcW w:w="1531" w:type="dxa"/>
+            <w:vMerge/>
+            <w:shd w:val="clear" w:color="auto" w:fill="FFFFFF" w:themeFill="background1"/>
+          </w:tcPr>
+          <w:p>
+            <w:pPr>
+              <w:spacing w:after="100"/>
+            </w:pPr>
           </w:p>
         </w:tc>
       </w:tr>
@@ -446,6 +871,10 @@
     <w:p>
       <w:pPr>
         <w:spacing w:after="100"/>
+        <w:rPr>
+          <w:sz w:val="8"/>
+          <w:szCs w:val="8"/>
+        </w:rPr>
       </w:pPr>
     </w:p>
     <w:tbl>
@@ -467,8 +896,8 @@
       </w:tblPr>
       <w:tblGrid>
         <w:gridCol w:w="450"/>
-        <w:gridCol w:w="2050"/>
-        <w:gridCol w:w="1550"/>
+        <w:gridCol w:w="1672"/>
+        <w:gridCol w:w="1928"/>
         <w:gridCol w:w="1650"/>
         <w:gridCol w:w="1500"/>
         <w:gridCol w:w="1500"/>
@@ -476,6 +905,7 @@
       </w:tblGrid>
       <w:tr>
         <w:trPr>
+          <w:trHeight w:val="227"/>
           <w:tblHeader/>
         </w:trPr>
         <w:tc>
@@ -498,8 +928,6 @@
               <w:rPr>
                 <w:b/>
                 <w:bCs/>
-                <w:sz w:val="18"/>
-                <w:szCs w:val="18"/>
               </w:rPr>
               <w:t>N°</w:t>
             </w:r>
@@ -507,7 +935,7 @@
         </w:tc>
         <w:tc>
           <w:tcPr>
-            <w:tcW w:w="2050" w:type="dxa"/>
+            <w:tcW w:w="1672" w:type="dxa"/>
             <w:shd w:val="clear" w:color="auto" w:fill="FAFAFA"/>
             <w:tcMar>
               <w:top w:w="50" w:type="dxa"/>
@@ -525,8 +953,6 @@
               <w:rPr>
                 <w:b/>
                 <w:bCs/>
-                <w:sz w:val="18"/>
-                <w:szCs w:val="18"/>
               </w:rPr>
               <w:t>N° Inscription</w:t>
             </w:r>
@@ -534,7 +960,7 @@
         </w:tc>
         <w:tc>
           <w:tcPr>
-            <w:tcW w:w="1550" w:type="dxa"/>
+            <w:tcW w:w="1928" w:type="dxa"/>
             <w:shd w:val="clear" w:color="auto" w:fill="FAFAFA"/>
             <w:tcMar>
               <w:top w:w="50" w:type="dxa"/>
@@ -552,8 +978,6 @@
               <w:rPr>
                 <w:b/>
                 <w:bCs/>
-                <w:sz w:val="18"/>
-                <w:szCs w:val="18"/>
               </w:rPr>
               <w:t>Nom</w:t>
             </w:r>
@@ -579,8 +1003,6 @@
               <w:rPr>
                 <w:b/>
                 <w:bCs/>
-                <w:sz w:val="18"/>
-                <w:szCs w:val="18"/>
               </w:rPr>
               <w:t>Prénom</w:t>
             </w:r>
@@ -606,8 +1028,6 @@
               <w:rPr>
                 <w:b/>
                 <w:bCs/>
-                <w:sz w:val="16"/>
-                <w:szCs w:val="16"/>
               </w:rPr>
               <w:t>Emargement au démarrage</w:t>
             </w:r>
@@ -633,8 +1053,6 @@
               <w:rPr>
                 <w:b/>
                 <w:bCs/>
-                <w:sz w:val="16"/>
-                <w:szCs w:val="16"/>
               </w:rPr>
               <w:t>Emargement à la fin</w:t>
             </w:r>
@@ -660,8 +1078,6 @@
               <w:rPr>
                 <w:b/>
                 <w:bCs/>
-                <w:sz w:val="18"/>
-                <w:szCs w:val="18"/>
               </w:rPr>
               <w:t>Observation</w:t>
             </w:r>
@@ -669,6 +1085,9 @@
         </w:tc>
       </w:tr>
       <w:tr>
+        <w:trPr>
+          <w:trHeight w:val="227"/>
+        </w:trPr>
         <w:tc>
           <w:tcPr>
             <w:tcW w:w="450" w:type="dxa"/>
@@ -692,8 +1111,6 @@
                 <w:b/>
                 <w:bCs/>
                 <w:color w:val="000000" w:themeColor="text1"/>
-                <w:sz w:val="18"/>
-                <w:szCs w:val="18"/>
               </w:rPr>
               <w:t>1</w:t>
             </w:r>
@@ -701,46 +1118,38 @@
         </w:tc>
         <w:tc>
           <w:tcPr>
-            <w:tcW w:w="2050" w:type="dxa"/>
-            <w:tcMar>
-              <w:top w:w="50" w:type="dxa"/>
-              <w:left w:w="80" w:type="dxa"/>
-              <w:bottom w:w="50" w:type="dxa"/>
-              <w:right w:w="80" w:type="dxa"/>
-            </w:tcMar>
-            <w:vAlign w:val="center"/>
-          </w:tcPr>
-          <w:p>
-            <w:pPr>
-              <w:jc w:val="center"/>
-            </w:pPr>
-            <w:r>
-              <w:rPr>
-                <w:sz w:val="18"/>
-                <w:szCs w:val="18"/>
-              </w:rPr>
-              <w:t>2006113000155</w:t>
-            </w:r>
-          </w:p>
-        </w:tc>
-        <w:tc>
-          <w:tcPr>
-            <w:tcW w:w="1550" w:type="dxa"/>
-            <w:tcMar>
-              <w:top w:w="50" w:type="dxa"/>
-              <w:left w:w="80" w:type="dxa"/>
-              <w:bottom w:w="50" w:type="dxa"/>
-              <w:right w:w="80" w:type="dxa"/>
-            </w:tcMar>
-            <w:vAlign w:val="center"/>
-          </w:tcPr>
-          <w:p>
-            <w:r>
-              <w:rPr>
-                <w:sz w:val="18"/>
-                <w:szCs w:val="18"/>
-              </w:rPr>
-              <w:t>ABBAOUI</w:t>
+            <w:tcW w:w="1672" w:type="dxa"/>
+            <w:tcMar>
+              <w:top w:w="50" w:type="dxa"/>
+              <w:left w:w="80" w:type="dxa"/>
+              <w:bottom w:w="50" w:type="dxa"/>
+              <w:right w:w="80" w:type="dxa"/>
+            </w:tcMar>
+            <w:vAlign w:val="center"/>
+          </w:tcPr>
+          <w:p>
+            <w:pPr>
+              <w:jc w:val="center"/>
+            </w:pPr>
+            <w:r>
+              <w:t>2008112200077</w:t>
+            </w:r>
+          </w:p>
+        </w:tc>
+        <w:tc>
+          <w:tcPr>
+            <w:tcW w:w="1928" w:type="dxa"/>
+            <w:tcMar>
+              <w:top w:w="50" w:type="dxa"/>
+              <w:left w:w="80" w:type="dxa"/>
+              <w:bottom w:w="50" w:type="dxa"/>
+              <w:right w:w="80" w:type="dxa"/>
+            </w:tcMar>
+            <w:vAlign w:val="center"/>
+          </w:tcPr>
+          <w:p>
+            <w:r>
+              <w:t>ABID</w:t>
             </w:r>
           </w:p>
         </w:tc>
@@ -757,11 +1166,7 @@
           </w:tcPr>
           <w:p>
             <w:r>
-              <w:rPr>
-                <w:sz w:val="18"/>
-                <w:szCs w:val="18"/>
-              </w:rPr>
-              <w:t>WALID</w:t>
+              <w:t>OUSSAMA</w:t>
             </w:r>
           </w:p>
         </w:tc>
@@ -806,6 +1211,9 @@
         </w:tc>
       </w:tr>
       <w:tr>
+        <w:trPr>
+          <w:trHeight w:val="227"/>
+        </w:trPr>
         <w:tc>
           <w:tcPr>
             <w:tcW w:w="450" w:type="dxa"/>
@@ -829,8 +1237,6 @@
                 <w:b/>
                 <w:bCs/>
                 <w:color w:val="000000" w:themeColor="text1"/>
-                <w:sz w:val="18"/>
-                <w:szCs w:val="18"/>
               </w:rPr>
               <w:t>2</w:t>
             </w:r>
@@ -838,46 +1244,38 @@
         </w:tc>
         <w:tc>
           <w:tcPr>
-            <w:tcW w:w="2050" w:type="dxa"/>
-            <w:tcMar>
-              <w:top w:w="50" w:type="dxa"/>
-              <w:left w:w="80" w:type="dxa"/>
-              <w:bottom w:w="50" w:type="dxa"/>
-              <w:right w:w="80" w:type="dxa"/>
-            </w:tcMar>
-            <w:vAlign w:val="center"/>
-          </w:tcPr>
-          <w:p>
-            <w:pPr>
-              <w:jc w:val="center"/>
-            </w:pPr>
-            <w:r>
-              <w:rPr>
-                <w:sz w:val="18"/>
-                <w:szCs w:val="18"/>
-              </w:rPr>
-              <w:t>2006072300108</w:t>
-            </w:r>
-          </w:p>
-        </w:tc>
-        <w:tc>
-          <w:tcPr>
-            <w:tcW w:w="1550" w:type="dxa"/>
-            <w:tcMar>
-              <w:top w:w="50" w:type="dxa"/>
-              <w:left w:w="80" w:type="dxa"/>
-              <w:bottom w:w="50" w:type="dxa"/>
-              <w:right w:w="80" w:type="dxa"/>
-            </w:tcMar>
-            <w:vAlign w:val="center"/>
-          </w:tcPr>
-          <w:p>
-            <w:r>
-              <w:rPr>
-                <w:sz w:val="18"/>
-                <w:szCs w:val="18"/>
-              </w:rPr>
-              <w:t>AHIM</w:t>
+            <w:tcW w:w="1672" w:type="dxa"/>
+            <w:tcMar>
+              <w:top w:w="50" w:type="dxa"/>
+              <w:left w:w="80" w:type="dxa"/>
+              <w:bottom w:w="50" w:type="dxa"/>
+              <w:right w:w="80" w:type="dxa"/>
+            </w:tcMar>
+            <w:vAlign w:val="center"/>
+          </w:tcPr>
+          <w:p>
+            <w:pPr>
+              <w:jc w:val="center"/>
+            </w:pPr>
+            <w:r>
+              <w:t>2008082800175</w:t>
+            </w:r>
+          </w:p>
+        </w:tc>
+        <w:tc>
+          <w:tcPr>
+            <w:tcW w:w="1928" w:type="dxa"/>
+            <w:tcMar>
+              <w:top w:w="50" w:type="dxa"/>
+              <w:left w:w="80" w:type="dxa"/>
+              <w:bottom w:w="50" w:type="dxa"/>
+              <w:right w:w="80" w:type="dxa"/>
+            </w:tcMar>
+            <w:vAlign w:val="center"/>
+          </w:tcPr>
+          <w:p>
+            <w:r>
+              <w:t>AOUTOUL</w:t>
             </w:r>
           </w:p>
         </w:tc>
@@ -894,11 +1292,7 @@
           </w:tcPr>
           <w:p>
             <w:r>
-              <w:rPr>
-                <w:sz w:val="18"/>
-                <w:szCs w:val="18"/>
-              </w:rPr>
-              <w:t>DOUAE</w:t>
+              <w:t>ASMAA</w:t>
             </w:r>
           </w:p>
         </w:tc>
@@ -943,6 +1337,9 @@
         </w:tc>
       </w:tr>
       <w:tr>
+        <w:trPr>
+          <w:trHeight w:val="227"/>
+        </w:trPr>
         <w:tc>
           <w:tcPr>
             <w:tcW w:w="450" w:type="dxa"/>
@@ -966,8 +1363,6 @@
                 <w:b/>
                 <w:bCs/>
                 <w:color w:val="000000" w:themeColor="text1"/>
-                <w:sz w:val="18"/>
-                <w:szCs w:val="18"/>
               </w:rPr>
               <w:t>3</w:t>
             </w:r>
@@ -975,46 +1370,38 @@
         </w:tc>
         <w:tc>
           <w:tcPr>
-            <w:tcW w:w="2050" w:type="dxa"/>
-            <w:tcMar>
-              <w:top w:w="50" w:type="dxa"/>
-              <w:left w:w="80" w:type="dxa"/>
-              <w:bottom w:w="50" w:type="dxa"/>
-              <w:right w:w="80" w:type="dxa"/>
-            </w:tcMar>
-            <w:vAlign w:val="center"/>
-          </w:tcPr>
-          <w:p>
-            <w:pPr>
-              <w:jc w:val="center"/>
-            </w:pPr>
-            <w:r>
-              <w:rPr>
-                <w:sz w:val="18"/>
-                <w:szCs w:val="18"/>
-              </w:rPr>
-              <w:t>2006111900118</w:t>
-            </w:r>
-          </w:p>
-        </w:tc>
-        <w:tc>
-          <w:tcPr>
-            <w:tcW w:w="1550" w:type="dxa"/>
-            <w:tcMar>
-              <w:top w:w="50" w:type="dxa"/>
-              <w:left w:w="80" w:type="dxa"/>
-              <w:bottom w:w="50" w:type="dxa"/>
-              <w:right w:w="80" w:type="dxa"/>
-            </w:tcMar>
-            <w:vAlign w:val="center"/>
-          </w:tcPr>
-          <w:p>
-            <w:r>
-              <w:rPr>
-                <w:sz w:val="18"/>
-                <w:szCs w:val="18"/>
-              </w:rPr>
-              <w:t>AMAL</w:t>
+            <w:tcW w:w="1672" w:type="dxa"/>
+            <w:tcMar>
+              <w:top w:w="50" w:type="dxa"/>
+              <w:left w:w="80" w:type="dxa"/>
+              <w:bottom w:w="50" w:type="dxa"/>
+              <w:right w:w="80" w:type="dxa"/>
+            </w:tcMar>
+            <w:vAlign w:val="center"/>
+          </w:tcPr>
+          <w:p>
+            <w:pPr>
+              <w:jc w:val="center"/>
+            </w:pPr>
+            <w:r>
+              <w:t>2005120400302</w:t>
+            </w:r>
+          </w:p>
+        </w:tc>
+        <w:tc>
+          <w:tcPr>
+            <w:tcW w:w="1928" w:type="dxa"/>
+            <w:tcMar>
+              <w:top w:w="50" w:type="dxa"/>
+              <w:left w:w="80" w:type="dxa"/>
+              <w:bottom w:w="50" w:type="dxa"/>
+              <w:right w:w="80" w:type="dxa"/>
+            </w:tcMar>
+            <w:vAlign w:val="center"/>
+          </w:tcPr>
+          <w:p>
+            <w:r>
+              <w:t>AYA</w:t>
             </w:r>
           </w:p>
         </w:tc>
@@ -1031,11 +1418,7 @@
           </w:tcPr>
           <w:p>
             <w:r>
-              <w:rPr>
-                <w:sz w:val="18"/>
-                <w:szCs w:val="18"/>
-              </w:rPr>
-              <w:t>TAHA YASSINE</w:t>
+              <w:t>MOHAMED</w:t>
             </w:r>
           </w:p>
         </w:tc>
@@ -1080,6 +1463,9 @@
         </w:tc>
       </w:tr>
       <w:tr>
+        <w:trPr>
+          <w:trHeight w:val="227"/>
+        </w:trPr>
         <w:tc>
           <w:tcPr>
             <w:tcW w:w="450" w:type="dxa"/>
@@ -1103,8 +1489,6 @@
                 <w:b/>
                 <w:bCs/>
                 <w:color w:val="000000" w:themeColor="text1"/>
-                <w:sz w:val="18"/>
-                <w:szCs w:val="18"/>
               </w:rPr>
               <w:t>4</w:t>
             </w:r>
@@ -1112,46 +1496,38 @@
         </w:tc>
         <w:tc>
           <w:tcPr>
-            <w:tcW w:w="2050" w:type="dxa"/>
-            <w:tcMar>
-              <w:top w:w="50" w:type="dxa"/>
-              <w:left w:w="80" w:type="dxa"/>
-              <w:bottom w:w="50" w:type="dxa"/>
-              <w:right w:w="80" w:type="dxa"/>
-            </w:tcMar>
-            <w:vAlign w:val="center"/>
-          </w:tcPr>
-          <w:p>
-            <w:pPr>
-              <w:jc w:val="center"/>
-            </w:pPr>
-            <w:r>
-              <w:rPr>
-                <w:sz w:val="18"/>
-                <w:szCs w:val="18"/>
-              </w:rPr>
-              <w:t>2006042200104</w:t>
-            </w:r>
-          </w:p>
-        </w:tc>
-        <w:tc>
-          <w:tcPr>
-            <w:tcW w:w="1550" w:type="dxa"/>
-            <w:tcMar>
-              <w:top w:w="50" w:type="dxa"/>
-              <w:left w:w="80" w:type="dxa"/>
-              <w:bottom w:w="50" w:type="dxa"/>
-              <w:right w:w="80" w:type="dxa"/>
-            </w:tcMar>
-            <w:vAlign w:val="center"/>
-          </w:tcPr>
-          <w:p>
-            <w:r>
-              <w:rPr>
-                <w:sz w:val="18"/>
-                <w:szCs w:val="18"/>
-              </w:rPr>
-              <w:t>BENABDALLAH</w:t>
+            <w:tcW w:w="1672" w:type="dxa"/>
+            <w:tcMar>
+              <w:top w:w="50" w:type="dxa"/>
+              <w:left w:w="80" w:type="dxa"/>
+              <w:bottom w:w="50" w:type="dxa"/>
+              <w:right w:w="80" w:type="dxa"/>
+            </w:tcMar>
+            <w:vAlign w:val="center"/>
+          </w:tcPr>
+          <w:p>
+            <w:pPr>
+              <w:jc w:val="center"/>
+            </w:pPr>
+            <w:r>
+              <w:t>2007021200345</w:t>
+            </w:r>
+          </w:p>
+        </w:tc>
+        <w:tc>
+          <w:tcPr>
+            <w:tcW w:w="1928" w:type="dxa"/>
+            <w:tcMar>
+              <w:top w:w="50" w:type="dxa"/>
+              <w:left w:w="80" w:type="dxa"/>
+              <w:bottom w:w="50" w:type="dxa"/>
+              <w:right w:w="80" w:type="dxa"/>
+            </w:tcMar>
+            <w:vAlign w:val="center"/>
+          </w:tcPr>
+          <w:p>
+            <w:r>
+              <w:t>BADIR</w:t>
             </w:r>
           </w:p>
         </w:tc>
@@ -1168,11 +1544,7 @@
           </w:tcPr>
           <w:p>
             <w:r>
-              <w:rPr>
-                <w:sz w:val="18"/>
-                <w:szCs w:val="18"/>
-              </w:rPr>
-              <w:t>BADREDDINE</w:t>
+              <w:t>MORAD</w:t>
             </w:r>
           </w:p>
         </w:tc>
@@ -1217,6 +1589,9 @@
         </w:tc>
       </w:tr>
       <w:tr>
+        <w:trPr>
+          <w:trHeight w:val="227"/>
+        </w:trPr>
         <w:tc>
           <w:tcPr>
             <w:tcW w:w="450" w:type="dxa"/>
@@ -1240,8 +1615,6 @@
                 <w:b/>
                 <w:bCs/>
                 <w:color w:val="000000" w:themeColor="text1"/>
-                <w:sz w:val="18"/>
-                <w:szCs w:val="18"/>
               </w:rPr>
               <w:t>5</w:t>
             </w:r>
@@ -1249,46 +1622,38 @@
         </w:tc>
         <w:tc>
           <w:tcPr>
-            <w:tcW w:w="2050" w:type="dxa"/>
-            <w:tcMar>
-              <w:top w:w="50" w:type="dxa"/>
-              <w:left w:w="80" w:type="dxa"/>
-              <w:bottom w:w="50" w:type="dxa"/>
-              <w:right w:w="80" w:type="dxa"/>
-            </w:tcMar>
-            <w:vAlign w:val="center"/>
-          </w:tcPr>
-          <w:p>
-            <w:pPr>
-              <w:jc w:val="center"/>
-            </w:pPr>
-            <w:r>
-              <w:rPr>
-                <w:sz w:val="18"/>
-                <w:szCs w:val="18"/>
-              </w:rPr>
-              <w:t>2006031800148</w:t>
-            </w:r>
-          </w:p>
-        </w:tc>
-        <w:tc>
-          <w:tcPr>
-            <w:tcW w:w="1550" w:type="dxa"/>
-            <w:tcMar>
-              <w:top w:w="50" w:type="dxa"/>
-              <w:left w:w="80" w:type="dxa"/>
-              <w:bottom w:w="50" w:type="dxa"/>
-              <w:right w:w="80" w:type="dxa"/>
-            </w:tcMar>
-            <w:vAlign w:val="center"/>
-          </w:tcPr>
-          <w:p>
-            <w:r>
-              <w:rPr>
-                <w:sz w:val="18"/>
-                <w:szCs w:val="18"/>
-              </w:rPr>
-              <w:t>BOUTTAIR</w:t>
+            <w:tcW w:w="1672" w:type="dxa"/>
+            <w:tcMar>
+              <w:top w:w="50" w:type="dxa"/>
+              <w:left w:w="80" w:type="dxa"/>
+              <w:bottom w:w="50" w:type="dxa"/>
+              <w:right w:w="80" w:type="dxa"/>
+            </w:tcMar>
+            <w:vAlign w:val="center"/>
+          </w:tcPr>
+          <w:p>
+            <w:pPr>
+              <w:jc w:val="center"/>
+            </w:pPr>
+            <w:r>
+              <w:t>2008041000106</w:t>
+            </w:r>
+          </w:p>
+        </w:tc>
+        <w:tc>
+          <w:tcPr>
+            <w:tcW w:w="1928" w:type="dxa"/>
+            <w:tcMar>
+              <w:top w:w="50" w:type="dxa"/>
+              <w:left w:w="80" w:type="dxa"/>
+              <w:bottom w:w="50" w:type="dxa"/>
+              <w:right w:w="80" w:type="dxa"/>
+            </w:tcMar>
+            <w:vAlign w:val="center"/>
+          </w:tcPr>
+          <w:p>
+            <w:r>
+              <w:t>BARAKAT</w:t>
             </w:r>
           </w:p>
         </w:tc>
@@ -1305,11 +1670,7 @@
           </w:tcPr>
           <w:p>
             <w:r>
-              <w:rPr>
-                <w:sz w:val="18"/>
-                <w:szCs w:val="18"/>
-              </w:rPr>
-              <w:t>YOUSSEF</w:t>
+              <w:t>MOUAD</w:t>
             </w:r>
           </w:p>
         </w:tc>
@@ -1354,6 +1715,9 @@
         </w:tc>
       </w:tr>
       <w:tr>
+        <w:trPr>
+          <w:trHeight w:val="227"/>
+        </w:trPr>
         <w:tc>
           <w:tcPr>
             <w:tcW w:w="450" w:type="dxa"/>
@@ -1377,8 +1741,6 @@
                 <w:b/>
                 <w:bCs/>
                 <w:color w:val="000000" w:themeColor="text1"/>
-                <w:sz w:val="18"/>
-                <w:szCs w:val="18"/>
               </w:rPr>
               <w:t>6</w:t>
             </w:r>
@@ -1386,46 +1748,38 @@
         </w:tc>
         <w:tc>
           <w:tcPr>
-            <w:tcW w:w="2050" w:type="dxa"/>
-            <w:tcMar>
-              <w:top w:w="50" w:type="dxa"/>
-              <w:left w:w="80" w:type="dxa"/>
-              <w:bottom w:w="50" w:type="dxa"/>
-              <w:right w:w="80" w:type="dxa"/>
-            </w:tcMar>
-            <w:vAlign w:val="center"/>
-          </w:tcPr>
-          <w:p>
-            <w:pPr>
-              <w:jc w:val="center"/>
-            </w:pPr>
-            <w:r>
-              <w:rPr>
-                <w:sz w:val="18"/>
-                <w:szCs w:val="18"/>
-              </w:rPr>
-              <w:t>2002071600242</w:t>
-            </w:r>
-          </w:p>
-        </w:tc>
-        <w:tc>
-          <w:tcPr>
-            <w:tcW w:w="1550" w:type="dxa"/>
-            <w:tcMar>
-              <w:top w:w="50" w:type="dxa"/>
-              <w:left w:w="80" w:type="dxa"/>
-              <w:bottom w:w="50" w:type="dxa"/>
-              <w:right w:w="80" w:type="dxa"/>
-            </w:tcMar>
-            <w:vAlign w:val="center"/>
-          </w:tcPr>
-          <w:p>
-            <w:r>
-              <w:rPr>
-                <w:sz w:val="18"/>
-                <w:szCs w:val="18"/>
-              </w:rPr>
-              <w:t>EL GUATE</w:t>
+            <w:tcW w:w="1672" w:type="dxa"/>
+            <w:tcMar>
+              <w:top w:w="50" w:type="dxa"/>
+              <w:left w:w="80" w:type="dxa"/>
+              <w:bottom w:w="50" w:type="dxa"/>
+              <w:right w:w="80" w:type="dxa"/>
+            </w:tcMar>
+            <w:vAlign w:val="center"/>
+          </w:tcPr>
+          <w:p>
+            <w:pPr>
+              <w:jc w:val="center"/>
+            </w:pPr>
+            <w:r>
+              <w:t>2004011000274</w:t>
+            </w:r>
+          </w:p>
+        </w:tc>
+        <w:tc>
+          <w:tcPr>
+            <w:tcW w:w="1928" w:type="dxa"/>
+            <w:tcMar>
+              <w:top w:w="50" w:type="dxa"/>
+              <w:left w:w="80" w:type="dxa"/>
+              <w:bottom w:w="50" w:type="dxa"/>
+              <w:right w:w="80" w:type="dxa"/>
+            </w:tcMar>
+            <w:vAlign w:val="center"/>
+          </w:tcPr>
+          <w:p>
+            <w:r>
+              <w:t>BENAICHA</w:t>
             </w:r>
           </w:p>
         </w:tc>
@@ -1442,11 +1796,7 @@
           </w:tcPr>
           <w:p>
             <w:r>
-              <w:rPr>
-                <w:sz w:val="18"/>
-                <w:szCs w:val="18"/>
-              </w:rPr>
-              <w:t>AMINE</w:t>
+              <w:t>MOHAMED</w:t>
             </w:r>
           </w:p>
         </w:tc>
@@ -1491,6 +1841,9 @@
         </w:tc>
       </w:tr>
       <w:tr>
+        <w:trPr>
+          <w:trHeight w:val="227"/>
+        </w:trPr>
         <w:tc>
           <w:tcPr>
             <w:tcW w:w="450" w:type="dxa"/>
@@ -1514,8 +1867,6 @@
                 <w:b/>
                 <w:bCs/>
                 <w:color w:val="000000" w:themeColor="text1"/>
-                <w:sz w:val="18"/>
-                <w:szCs w:val="18"/>
               </w:rPr>
               <w:t>7</w:t>
             </w:r>
@@ -1523,46 +1874,38 @@
         </w:tc>
         <w:tc>
           <w:tcPr>
-            <w:tcW w:w="2050" w:type="dxa"/>
-            <w:tcMar>
-              <w:top w:w="50" w:type="dxa"/>
-              <w:left w:w="80" w:type="dxa"/>
-              <w:bottom w:w="50" w:type="dxa"/>
-              <w:right w:w="80" w:type="dxa"/>
-            </w:tcMar>
-            <w:vAlign w:val="center"/>
-          </w:tcPr>
-          <w:p>
-            <w:pPr>
-              <w:jc w:val="center"/>
-            </w:pPr>
-            <w:r>
-              <w:rPr>
-                <w:sz w:val="18"/>
-                <w:szCs w:val="18"/>
-              </w:rPr>
-              <w:t>2005091400169</w:t>
-            </w:r>
-          </w:p>
-        </w:tc>
-        <w:tc>
-          <w:tcPr>
-            <w:tcW w:w="1550" w:type="dxa"/>
-            <w:tcMar>
-              <w:top w:w="50" w:type="dxa"/>
-              <w:left w:w="80" w:type="dxa"/>
-              <w:bottom w:w="50" w:type="dxa"/>
-              <w:right w:w="80" w:type="dxa"/>
-            </w:tcMar>
-            <w:vAlign w:val="center"/>
-          </w:tcPr>
-          <w:p>
-            <w:r>
-              <w:rPr>
-                <w:sz w:val="18"/>
-                <w:szCs w:val="18"/>
-              </w:rPr>
-              <w:t>EL HADANI</w:t>
+            <w:tcW w:w="1672" w:type="dxa"/>
+            <w:tcMar>
+              <w:top w:w="50" w:type="dxa"/>
+              <w:left w:w="80" w:type="dxa"/>
+              <w:bottom w:w="50" w:type="dxa"/>
+              <w:right w:w="80" w:type="dxa"/>
+            </w:tcMar>
+            <w:vAlign w:val="center"/>
+          </w:tcPr>
+          <w:p>
+            <w:pPr>
+              <w:jc w:val="center"/>
+            </w:pPr>
+            <w:r>
+              <w:t>2008031300230</w:t>
+            </w:r>
+          </w:p>
+        </w:tc>
+        <w:tc>
+          <w:tcPr>
+            <w:tcW w:w="1928" w:type="dxa"/>
+            <w:tcMar>
+              <w:top w:w="50" w:type="dxa"/>
+              <w:left w:w="80" w:type="dxa"/>
+              <w:bottom w:w="50" w:type="dxa"/>
+              <w:right w:w="80" w:type="dxa"/>
+            </w:tcMar>
+            <w:vAlign w:val="center"/>
+          </w:tcPr>
+          <w:p>
+            <w:r>
+              <w:t>BLALOUZ</w:t>
             </w:r>
           </w:p>
         </w:tc>
@@ -1579,11 +1922,7 @@
           </w:tcPr>
           <w:p>
             <w:r>
-              <w:rPr>
-                <w:sz w:val="18"/>
-                <w:szCs w:val="18"/>
-              </w:rPr>
-              <w:t>MOHAMED AMINE</w:t>
+              <w:t>OUMAIMA</w:t>
             </w:r>
           </w:p>
         </w:tc>
@@ -1628,6 +1967,9 @@
         </w:tc>
       </w:tr>
       <w:tr>
+        <w:trPr>
+          <w:trHeight w:val="227"/>
+        </w:trPr>
         <w:tc>
           <w:tcPr>
             <w:tcW w:w="450" w:type="dxa"/>
@@ -1651,8 +1993,6 @@
                 <w:b/>
                 <w:bCs/>
                 <w:color w:val="000000" w:themeColor="text1"/>
-                <w:sz w:val="18"/>
-                <w:szCs w:val="18"/>
               </w:rPr>
               <w:t>8</w:t>
             </w:r>
@@ -1660,46 +2000,38 @@
         </w:tc>
         <w:tc>
           <w:tcPr>
-            <w:tcW w:w="2050" w:type="dxa"/>
-            <w:tcMar>
-              <w:top w:w="50" w:type="dxa"/>
-              <w:left w:w="80" w:type="dxa"/>
-              <w:bottom w:w="50" w:type="dxa"/>
-              <w:right w:w="80" w:type="dxa"/>
-            </w:tcMar>
-            <w:vAlign w:val="center"/>
-          </w:tcPr>
-          <w:p>
-            <w:pPr>
-              <w:jc w:val="center"/>
-            </w:pPr>
-            <w:r>
-              <w:rPr>
-                <w:sz w:val="18"/>
-                <w:szCs w:val="18"/>
-              </w:rPr>
-              <w:t>2007020200103</w:t>
-            </w:r>
-          </w:p>
-        </w:tc>
-        <w:tc>
-          <w:tcPr>
-            <w:tcW w:w="1550" w:type="dxa"/>
-            <w:tcMar>
-              <w:top w:w="50" w:type="dxa"/>
-              <w:left w:w="80" w:type="dxa"/>
-              <w:bottom w:w="50" w:type="dxa"/>
-              <w:right w:w="80" w:type="dxa"/>
-            </w:tcMar>
-            <w:vAlign w:val="center"/>
-          </w:tcPr>
-          <w:p>
-            <w:r>
-              <w:rPr>
-                <w:sz w:val="18"/>
-                <w:szCs w:val="18"/>
-              </w:rPr>
-              <w:t>EL IDRISSI</w:t>
+            <w:tcW w:w="1672" w:type="dxa"/>
+            <w:tcMar>
+              <w:top w:w="50" w:type="dxa"/>
+              <w:left w:w="80" w:type="dxa"/>
+              <w:bottom w:w="50" w:type="dxa"/>
+              <w:right w:w="80" w:type="dxa"/>
+            </w:tcMar>
+            <w:vAlign w:val="center"/>
+          </w:tcPr>
+          <w:p>
+            <w:pPr>
+              <w:jc w:val="center"/>
+            </w:pPr>
+            <w:r>
+              <w:t>2007062100248</w:t>
+            </w:r>
+          </w:p>
+        </w:tc>
+        <w:tc>
+          <w:tcPr>
+            <w:tcW w:w="1928" w:type="dxa"/>
+            <w:tcMar>
+              <w:top w:w="50" w:type="dxa"/>
+              <w:left w:w="80" w:type="dxa"/>
+              <w:bottom w:w="50" w:type="dxa"/>
+              <w:right w:w="80" w:type="dxa"/>
+            </w:tcMar>
+            <w:vAlign w:val="center"/>
+          </w:tcPr>
+          <w:p>
+            <w:r>
+              <w:t>CHAKI</w:t>
             </w:r>
           </w:p>
         </w:tc>
@@ -1716,11 +2048,7 @@
           </w:tcPr>
           <w:p>
             <w:r>
-              <w:rPr>
-                <w:sz w:val="18"/>
-                <w:szCs w:val="18"/>
-              </w:rPr>
-              <w:t>WIAM</w:t>
+              <w:t>HASSAN</w:t>
             </w:r>
           </w:p>
         </w:tc>
@@ -1765,6 +2093,9 @@
         </w:tc>
       </w:tr>
       <w:tr>
+        <w:trPr>
+          <w:trHeight w:val="227"/>
+        </w:trPr>
         <w:tc>
           <w:tcPr>
             <w:tcW w:w="450" w:type="dxa"/>
@@ -1788,8 +2119,6 @@
                 <w:b/>
                 <w:bCs/>
                 <w:color w:val="000000" w:themeColor="text1"/>
-                <w:sz w:val="18"/>
-                <w:szCs w:val="18"/>
               </w:rPr>
               <w:t>9</w:t>
             </w:r>
@@ -1797,46 +2126,38 @@
         </w:tc>
         <w:tc>
           <w:tcPr>
-            <w:tcW w:w="2050" w:type="dxa"/>
-            <w:tcMar>
-              <w:top w:w="50" w:type="dxa"/>
-              <w:left w:w="80" w:type="dxa"/>
-              <w:bottom w:w="50" w:type="dxa"/>
-              <w:right w:w="80" w:type="dxa"/>
-            </w:tcMar>
-            <w:vAlign w:val="center"/>
-          </w:tcPr>
-          <w:p>
-            <w:pPr>
-              <w:jc w:val="center"/>
-            </w:pPr>
-            <w:r>
-              <w:rPr>
-                <w:sz w:val="18"/>
-                <w:szCs w:val="18"/>
-              </w:rPr>
-              <w:t>2007030700140</w:t>
-            </w:r>
-          </w:p>
-        </w:tc>
-        <w:tc>
-          <w:tcPr>
-            <w:tcW w:w="1550" w:type="dxa"/>
-            <w:tcMar>
-              <w:top w:w="50" w:type="dxa"/>
-              <w:left w:w="80" w:type="dxa"/>
-              <w:bottom w:w="50" w:type="dxa"/>
-              <w:right w:w="80" w:type="dxa"/>
-            </w:tcMar>
-            <w:vAlign w:val="center"/>
-          </w:tcPr>
-          <w:p>
-            <w:r>
-              <w:rPr>
-                <w:sz w:val="18"/>
-                <w:szCs w:val="18"/>
-              </w:rPr>
-              <w:t>ELHYANE</w:t>
+            <w:tcW w:w="1672" w:type="dxa"/>
+            <w:tcMar>
+              <w:top w:w="50" w:type="dxa"/>
+              <w:left w:w="80" w:type="dxa"/>
+              <w:bottom w:w="50" w:type="dxa"/>
+              <w:right w:w="80" w:type="dxa"/>
+            </w:tcMar>
+            <w:vAlign w:val="center"/>
+          </w:tcPr>
+          <w:p>
+            <w:pPr>
+              <w:jc w:val="center"/>
+            </w:pPr>
+            <w:r>
+              <w:t>2006081000153</w:t>
+            </w:r>
+          </w:p>
+        </w:tc>
+        <w:tc>
+          <w:tcPr>
+            <w:tcW w:w="1928" w:type="dxa"/>
+            <w:tcMar>
+              <w:top w:w="50" w:type="dxa"/>
+              <w:left w:w="80" w:type="dxa"/>
+              <w:bottom w:w="50" w:type="dxa"/>
+              <w:right w:w="80" w:type="dxa"/>
+            </w:tcMar>
+            <w:vAlign w:val="center"/>
+          </w:tcPr>
+          <w:p>
+            <w:r>
+              <w:t>CHAKROUNE</w:t>
             </w:r>
           </w:p>
         </w:tc>
@@ -1853,11 +2174,7 @@
           </w:tcPr>
           <w:p>
             <w:r>
-              <w:rPr>
-                <w:sz w:val="18"/>
-                <w:szCs w:val="18"/>
-              </w:rPr>
-              <w:t>ADAM</w:t>
+              <w:t>NOUREDDINE</w:t>
             </w:r>
           </w:p>
         </w:tc>
@@ -1902,6 +2219,9 @@
         </w:tc>
       </w:tr>
       <w:tr>
+        <w:trPr>
+          <w:trHeight w:val="227"/>
+        </w:trPr>
         <w:tc>
           <w:tcPr>
             <w:tcW w:w="450" w:type="dxa"/>
@@ -1925,8 +2245,6 @@
                 <w:b/>
                 <w:bCs/>
                 <w:color w:val="000000" w:themeColor="text1"/>
-                <w:sz w:val="18"/>
-                <w:szCs w:val="18"/>
               </w:rPr>
               <w:t>10</w:t>
             </w:r>
@@ -1934,46 +2252,38 @@
         </w:tc>
         <w:tc>
           <w:tcPr>
-            <w:tcW w:w="2050" w:type="dxa"/>
-            <w:tcMar>
-              <w:top w:w="50" w:type="dxa"/>
-              <w:left w:w="80" w:type="dxa"/>
-              <w:bottom w:w="50" w:type="dxa"/>
-              <w:right w:w="80" w:type="dxa"/>
-            </w:tcMar>
-            <w:vAlign w:val="center"/>
-          </w:tcPr>
-          <w:p>
-            <w:pPr>
-              <w:jc w:val="center"/>
-            </w:pPr>
-            <w:r>
-              <w:rPr>
-                <w:sz w:val="18"/>
-                <w:szCs w:val="18"/>
-              </w:rPr>
-              <w:t>2005080100442</w:t>
-            </w:r>
-          </w:p>
-        </w:tc>
-        <w:tc>
-          <w:tcPr>
-            <w:tcW w:w="1550" w:type="dxa"/>
-            <w:tcMar>
-              <w:top w:w="50" w:type="dxa"/>
-              <w:left w:w="80" w:type="dxa"/>
-              <w:bottom w:w="50" w:type="dxa"/>
-              <w:right w:w="80" w:type="dxa"/>
-            </w:tcMar>
-            <w:vAlign w:val="center"/>
-          </w:tcPr>
-          <w:p>
-            <w:r>
-              <w:rPr>
-                <w:sz w:val="18"/>
-                <w:szCs w:val="18"/>
-              </w:rPr>
-              <w:t>FARHANI</w:t>
+            <w:tcW w:w="1672" w:type="dxa"/>
+            <w:tcMar>
+              <w:top w:w="50" w:type="dxa"/>
+              <w:left w:w="80" w:type="dxa"/>
+              <w:bottom w:w="50" w:type="dxa"/>
+              <w:right w:w="80" w:type="dxa"/>
+            </w:tcMar>
+            <w:vAlign w:val="center"/>
+          </w:tcPr>
+          <w:p>
+            <w:pPr>
+              <w:jc w:val="center"/>
+            </w:pPr>
+            <w:r>
+              <w:t>2008102700093</w:t>
+            </w:r>
+          </w:p>
+        </w:tc>
+        <w:tc>
+          <w:tcPr>
+            <w:tcW w:w="1928" w:type="dxa"/>
+            <w:tcMar>
+              <w:top w:w="50" w:type="dxa"/>
+              <w:left w:w="80" w:type="dxa"/>
+              <w:bottom w:w="50" w:type="dxa"/>
+              <w:right w:w="80" w:type="dxa"/>
+            </w:tcMar>
+            <w:vAlign w:val="center"/>
+          </w:tcPr>
+          <w:p>
+            <w:r>
+              <w:t>CHINOI</w:t>
             </w:r>
           </w:p>
         </w:tc>
@@ -1990,11 +2300,7 @@
           </w:tcPr>
           <w:p>
             <w:r>
-              <w:rPr>
-                <w:sz w:val="18"/>
-                <w:szCs w:val="18"/>
-              </w:rPr>
-              <w:t>IBTISSAM</w:t>
+              <w:t>ZIAD</w:t>
             </w:r>
           </w:p>
         </w:tc>
@@ -2039,6 +2345,9 @@
         </w:tc>
       </w:tr>
       <w:tr>
+        <w:trPr>
+          <w:trHeight w:val="227"/>
+        </w:trPr>
         <w:tc>
           <w:tcPr>
             <w:tcW w:w="450" w:type="dxa"/>
@@ -2062,8 +2371,6 @@
                 <w:b/>
                 <w:bCs/>
                 <w:color w:val="000000" w:themeColor="text1"/>
-                <w:sz w:val="18"/>
-                <w:szCs w:val="18"/>
               </w:rPr>
               <w:t>11</w:t>
             </w:r>
@@ -2071,46 +2378,38 @@
         </w:tc>
         <w:tc>
           <w:tcPr>
-            <w:tcW w:w="2050" w:type="dxa"/>
-            <w:tcMar>
-              <w:top w:w="50" w:type="dxa"/>
-              <w:left w:w="80" w:type="dxa"/>
-              <w:bottom w:w="50" w:type="dxa"/>
-              <w:right w:w="80" w:type="dxa"/>
-            </w:tcMar>
-            <w:vAlign w:val="center"/>
-          </w:tcPr>
-          <w:p>
-            <w:pPr>
-              <w:jc w:val="center"/>
-            </w:pPr>
-            <w:r>
-              <w:rPr>
-                <w:sz w:val="18"/>
-                <w:szCs w:val="18"/>
-              </w:rPr>
-              <w:t>2001010200786</w:t>
-            </w:r>
-          </w:p>
-        </w:tc>
-        <w:tc>
-          <w:tcPr>
-            <w:tcW w:w="1550" w:type="dxa"/>
-            <w:tcMar>
-              <w:top w:w="50" w:type="dxa"/>
-              <w:left w:w="80" w:type="dxa"/>
-              <w:bottom w:w="50" w:type="dxa"/>
-              <w:right w:w="80" w:type="dxa"/>
-            </w:tcMar>
-            <w:vAlign w:val="center"/>
-          </w:tcPr>
-          <w:p>
-            <w:r>
-              <w:rPr>
-                <w:sz w:val="18"/>
-                <w:szCs w:val="18"/>
-              </w:rPr>
-              <w:t>ID TALEB</w:t>
+            <w:tcW w:w="1672" w:type="dxa"/>
+            <w:tcMar>
+              <w:top w:w="50" w:type="dxa"/>
+              <w:left w:w="80" w:type="dxa"/>
+              <w:bottom w:w="50" w:type="dxa"/>
+              <w:right w:w="80" w:type="dxa"/>
+            </w:tcMar>
+            <w:vAlign w:val="center"/>
+          </w:tcPr>
+          <w:p>
+            <w:pPr>
+              <w:jc w:val="center"/>
+            </w:pPr>
+            <w:r>
+              <w:t>2004101000420</w:t>
+            </w:r>
+          </w:p>
+        </w:tc>
+        <w:tc>
+          <w:tcPr>
+            <w:tcW w:w="1928" w:type="dxa"/>
+            <w:tcMar>
+              <w:top w:w="50" w:type="dxa"/>
+              <w:left w:w="80" w:type="dxa"/>
+              <w:bottom w:w="50" w:type="dxa"/>
+              <w:right w:w="80" w:type="dxa"/>
+            </w:tcMar>
+            <w:vAlign w:val="center"/>
+          </w:tcPr>
+          <w:p>
+            <w:r>
+              <w:t>EL CARTOUBI</w:t>
             </w:r>
           </w:p>
         </w:tc>
@@ -2127,11 +2426,7 @@
           </w:tcPr>
           <w:p>
             <w:r>
-              <w:rPr>
-                <w:sz w:val="18"/>
-                <w:szCs w:val="18"/>
-              </w:rPr>
-              <w:t>ABD-ELHAY</w:t>
+              <w:t>SOUHAIL</w:t>
             </w:r>
           </w:p>
         </w:tc>
@@ -2176,6 +2471,9 @@
         </w:tc>
       </w:tr>
       <w:tr>
+        <w:trPr>
+          <w:trHeight w:val="227"/>
+        </w:trPr>
         <w:tc>
           <w:tcPr>
             <w:tcW w:w="450" w:type="dxa"/>
@@ -2199,8 +2497,6 @@
                 <w:b/>
                 <w:bCs/>
                 <w:color w:val="000000" w:themeColor="text1"/>
-                <w:sz w:val="18"/>
-                <w:szCs w:val="18"/>
               </w:rPr>
               <w:t>12</w:t>
             </w:r>
@@ -2208,46 +2504,38 @@
         </w:tc>
         <w:tc>
           <w:tcPr>
-            <w:tcW w:w="2050" w:type="dxa"/>
-            <w:tcMar>
-              <w:top w:w="50" w:type="dxa"/>
-              <w:left w:w="80" w:type="dxa"/>
-              <w:bottom w:w="50" w:type="dxa"/>
-              <w:right w:w="80" w:type="dxa"/>
-            </w:tcMar>
-            <w:vAlign w:val="center"/>
-          </w:tcPr>
-          <w:p>
-            <w:pPr>
-              <w:jc w:val="center"/>
-            </w:pPr>
-            <w:r>
-              <w:rPr>
-                <w:sz w:val="18"/>
-                <w:szCs w:val="18"/>
-              </w:rPr>
-              <w:t>2006060300121</w:t>
-            </w:r>
-          </w:p>
-        </w:tc>
-        <w:tc>
-          <w:tcPr>
-            <w:tcW w:w="1550" w:type="dxa"/>
-            <w:tcMar>
-              <w:top w:w="50" w:type="dxa"/>
-              <w:left w:w="80" w:type="dxa"/>
-              <w:bottom w:w="50" w:type="dxa"/>
-              <w:right w:w="80" w:type="dxa"/>
-            </w:tcMar>
-            <w:vAlign w:val="center"/>
-          </w:tcPr>
-          <w:p>
-            <w:r>
-              <w:rPr>
-                <w:sz w:val="18"/>
-                <w:szCs w:val="18"/>
-              </w:rPr>
-              <w:t>LYAKIDI</w:t>
+            <w:tcW w:w="1672" w:type="dxa"/>
+            <w:tcMar>
+              <w:top w:w="50" w:type="dxa"/>
+              <w:left w:w="80" w:type="dxa"/>
+              <w:bottom w:w="50" w:type="dxa"/>
+              <w:right w:w="80" w:type="dxa"/>
+            </w:tcMar>
+            <w:vAlign w:val="center"/>
+          </w:tcPr>
+          <w:p>
+            <w:pPr>
+              <w:jc w:val="center"/>
+            </w:pPr>
+            <w:r>
+              <w:t>2008060700217</w:t>
+            </w:r>
+          </w:p>
+        </w:tc>
+        <w:tc>
+          <w:tcPr>
+            <w:tcW w:w="1928" w:type="dxa"/>
+            <w:tcMar>
+              <w:top w:w="50" w:type="dxa"/>
+              <w:left w:w="80" w:type="dxa"/>
+              <w:bottom w:w="50" w:type="dxa"/>
+              <w:right w:w="80" w:type="dxa"/>
+            </w:tcMar>
+            <w:vAlign w:val="center"/>
+          </w:tcPr>
+          <w:p>
+            <w:r>
+              <w:t>EL YAHYAOUI</w:t>
             </w:r>
           </w:p>
         </w:tc>
@@ -2264,11 +2552,7 @@
           </w:tcPr>
           <w:p>
             <w:r>
-              <w:rPr>
-                <w:sz w:val="18"/>
-                <w:szCs w:val="18"/>
-              </w:rPr>
-              <w:t>MAROUANE</w:t>
+              <w:t>RACHID</w:t>
             </w:r>
           </w:p>
         </w:tc>
@@ -2313,6 +2597,9 @@
         </w:tc>
       </w:tr>
       <w:tr>
+        <w:trPr>
+          <w:trHeight w:val="227"/>
+        </w:trPr>
         <w:tc>
           <w:tcPr>
             <w:tcW w:w="450" w:type="dxa"/>
@@ -2336,8 +2623,6 @@
                 <w:b/>
                 <w:bCs/>
                 <w:color w:val="000000" w:themeColor="text1"/>
-                <w:sz w:val="18"/>
-                <w:szCs w:val="18"/>
               </w:rPr>
               <w:t>13</w:t>
             </w:r>
@@ -2345,46 +2630,38 @@
         </w:tc>
         <w:tc>
           <w:tcPr>
-            <w:tcW w:w="2050" w:type="dxa"/>
-            <w:tcMar>
-              <w:top w:w="50" w:type="dxa"/>
-              <w:left w:w="80" w:type="dxa"/>
-              <w:bottom w:w="50" w:type="dxa"/>
-              <w:right w:w="80" w:type="dxa"/>
-            </w:tcMar>
-            <w:vAlign w:val="center"/>
-          </w:tcPr>
-          <w:p>
-            <w:pPr>
-              <w:jc w:val="center"/>
-            </w:pPr>
-            <w:r>
-              <w:rPr>
-                <w:sz w:val="18"/>
-                <w:szCs w:val="18"/>
-              </w:rPr>
-              <w:t>2006102100105</w:t>
-            </w:r>
-          </w:p>
-        </w:tc>
-        <w:tc>
-          <w:tcPr>
-            <w:tcW w:w="1550" w:type="dxa"/>
-            <w:tcMar>
-              <w:top w:w="50" w:type="dxa"/>
-              <w:left w:w="80" w:type="dxa"/>
-              <w:bottom w:w="50" w:type="dxa"/>
-              <w:right w:w="80" w:type="dxa"/>
-            </w:tcMar>
-            <w:vAlign w:val="center"/>
-          </w:tcPr>
-          <w:p>
-            <w:r>
-              <w:rPr>
-                <w:sz w:val="18"/>
-                <w:szCs w:val="18"/>
-              </w:rPr>
-              <w:t>MHADEB</w:t>
+            <w:tcW w:w="1672" w:type="dxa"/>
+            <w:tcMar>
+              <w:top w:w="50" w:type="dxa"/>
+              <w:left w:w="80" w:type="dxa"/>
+              <w:bottom w:w="50" w:type="dxa"/>
+              <w:right w:w="80" w:type="dxa"/>
+            </w:tcMar>
+            <w:vAlign w:val="center"/>
+          </w:tcPr>
+          <w:p>
+            <w:pPr>
+              <w:jc w:val="center"/>
+            </w:pPr>
+            <w:r>
+              <w:t>2007100600224</w:t>
+            </w:r>
+          </w:p>
+        </w:tc>
+        <w:tc>
+          <w:tcPr>
+            <w:tcW w:w="1928" w:type="dxa"/>
+            <w:tcMar>
+              <w:top w:w="50" w:type="dxa"/>
+              <w:left w:w="80" w:type="dxa"/>
+              <w:bottom w:w="50" w:type="dxa"/>
+              <w:right w:w="80" w:type="dxa"/>
+            </w:tcMar>
+            <w:vAlign w:val="center"/>
+          </w:tcPr>
+          <w:p>
+            <w:r>
+              <w:t>ER-RAOUY</w:t>
             </w:r>
           </w:p>
         </w:tc>
@@ -2401,11 +2678,7 @@
           </w:tcPr>
           <w:p>
             <w:r>
-              <w:rPr>
-                <w:sz w:val="18"/>
-                <w:szCs w:val="18"/>
-              </w:rPr>
-              <w:t>SALMA</w:t>
+              <w:t>KAOUTAR</w:t>
             </w:r>
           </w:p>
         </w:tc>
@@ -2450,6 +2723,9 @@
         </w:tc>
       </w:tr>
       <w:tr>
+        <w:trPr>
+          <w:trHeight w:val="227"/>
+        </w:trPr>
         <w:tc>
           <w:tcPr>
             <w:tcW w:w="450" w:type="dxa"/>
@@ -2473,8 +2749,6 @@
                 <w:b/>
                 <w:bCs/>
                 <w:color w:val="000000" w:themeColor="text1"/>
-                <w:sz w:val="18"/>
-                <w:szCs w:val="18"/>
               </w:rPr>
               <w:t>14</w:t>
             </w:r>
@@ -2482,46 +2756,38 @@
         </w:tc>
         <w:tc>
           <w:tcPr>
-            <w:tcW w:w="2050" w:type="dxa"/>
-            <w:tcMar>
-              <w:top w:w="50" w:type="dxa"/>
-              <w:left w:w="80" w:type="dxa"/>
-              <w:bottom w:w="50" w:type="dxa"/>
-              <w:right w:w="80" w:type="dxa"/>
-            </w:tcMar>
-            <w:vAlign w:val="center"/>
-          </w:tcPr>
-          <w:p>
-            <w:pPr>
-              <w:jc w:val="center"/>
-            </w:pPr>
-            <w:r>
-              <w:rPr>
-                <w:sz w:val="18"/>
-                <w:szCs w:val="18"/>
-              </w:rPr>
-              <w:t>2004110900396</w:t>
-            </w:r>
-          </w:p>
-        </w:tc>
-        <w:tc>
-          <w:tcPr>
-            <w:tcW w:w="1550" w:type="dxa"/>
-            <w:tcMar>
-              <w:top w:w="50" w:type="dxa"/>
-              <w:left w:w="80" w:type="dxa"/>
-              <w:bottom w:w="50" w:type="dxa"/>
-              <w:right w:w="80" w:type="dxa"/>
-            </w:tcMar>
-            <w:vAlign w:val="center"/>
-          </w:tcPr>
-          <w:p>
-            <w:r>
-              <w:rPr>
-                <w:sz w:val="18"/>
-                <w:szCs w:val="18"/>
-              </w:rPr>
-              <w:t>NAJI</w:t>
+            <w:tcW w:w="1672" w:type="dxa"/>
+            <w:tcMar>
+              <w:top w:w="50" w:type="dxa"/>
+              <w:left w:w="80" w:type="dxa"/>
+              <w:bottom w:w="50" w:type="dxa"/>
+              <w:right w:w="80" w:type="dxa"/>
+            </w:tcMar>
+            <w:vAlign w:val="center"/>
+          </w:tcPr>
+          <w:p>
+            <w:pPr>
+              <w:jc w:val="center"/>
+            </w:pPr>
+            <w:r>
+              <w:t>2007040100352</w:t>
+            </w:r>
+          </w:p>
+        </w:tc>
+        <w:tc>
+          <w:tcPr>
+            <w:tcW w:w="1928" w:type="dxa"/>
+            <w:tcMar>
+              <w:top w:w="50" w:type="dxa"/>
+              <w:left w:w="80" w:type="dxa"/>
+              <w:bottom w:w="50" w:type="dxa"/>
+              <w:right w:w="80" w:type="dxa"/>
+            </w:tcMar>
+            <w:vAlign w:val="center"/>
+          </w:tcPr>
+          <w:p>
+            <w:r>
+              <w:t>ESSAHLI</w:t>
             </w:r>
           </w:p>
         </w:tc>
@@ -2538,11 +2804,7 @@
           </w:tcPr>
           <w:p>
             <w:r>
-              <w:rPr>
-                <w:sz w:val="18"/>
-                <w:szCs w:val="18"/>
-              </w:rPr>
-              <w:t>SOUFIANE</w:t>
+              <w:t>ELMEHDI</w:t>
             </w:r>
           </w:p>
         </w:tc>
@@ -2587,6 +2849,9 @@
         </w:tc>
       </w:tr>
       <w:tr>
+        <w:trPr>
+          <w:trHeight w:val="227"/>
+        </w:trPr>
         <w:tc>
           <w:tcPr>
             <w:tcW w:w="450" w:type="dxa"/>
@@ -2610,8 +2875,6 @@
                 <w:b/>
                 <w:bCs/>
                 <w:color w:val="000000" w:themeColor="text1"/>
-                <w:sz w:val="18"/>
-                <w:szCs w:val="18"/>
               </w:rPr>
               <w:t>15</w:t>
             </w:r>
@@ -2619,46 +2882,38 @@
         </w:tc>
         <w:tc>
           <w:tcPr>
-            <w:tcW w:w="2050" w:type="dxa"/>
-            <w:tcMar>
-              <w:top w:w="50" w:type="dxa"/>
-              <w:left w:w="80" w:type="dxa"/>
-              <w:bottom w:w="50" w:type="dxa"/>
-              <w:right w:w="80" w:type="dxa"/>
-            </w:tcMar>
-            <w:vAlign w:val="center"/>
-          </w:tcPr>
-          <w:p>
-            <w:pPr>
-              <w:jc w:val="center"/>
-            </w:pPr>
-            <w:r>
-              <w:rPr>
-                <w:sz w:val="18"/>
-                <w:szCs w:val="18"/>
-              </w:rPr>
-              <w:t>2006042900082</w:t>
-            </w:r>
-          </w:p>
-        </w:tc>
-        <w:tc>
-          <w:tcPr>
-            <w:tcW w:w="1550" w:type="dxa"/>
-            <w:tcMar>
-              <w:top w:w="50" w:type="dxa"/>
-              <w:left w:w="80" w:type="dxa"/>
-              <w:bottom w:w="50" w:type="dxa"/>
-              <w:right w:w="80" w:type="dxa"/>
-            </w:tcMar>
-            <w:vAlign w:val="center"/>
-          </w:tcPr>
-          <w:p>
-            <w:r>
-              <w:rPr>
-                <w:sz w:val="18"/>
-                <w:szCs w:val="18"/>
-              </w:rPr>
-              <w:t>NOUZRI</w:t>
+            <w:tcW w:w="1672" w:type="dxa"/>
+            <w:tcMar>
+              <w:top w:w="50" w:type="dxa"/>
+              <w:left w:w="80" w:type="dxa"/>
+              <w:bottom w:w="50" w:type="dxa"/>
+              <w:right w:w="80" w:type="dxa"/>
+            </w:tcMar>
+            <w:vAlign w:val="center"/>
+          </w:tcPr>
+          <w:p>
+            <w:pPr>
+              <w:jc w:val="center"/>
+            </w:pPr>
+            <w:r>
+              <w:t>2006052600239</w:t>
+            </w:r>
+          </w:p>
+        </w:tc>
+        <w:tc>
+          <w:tcPr>
+            <w:tcW w:w="1928" w:type="dxa"/>
+            <w:tcMar>
+              <w:top w:w="50" w:type="dxa"/>
+              <w:left w:w="80" w:type="dxa"/>
+              <w:bottom w:w="50" w:type="dxa"/>
+              <w:right w:w="80" w:type="dxa"/>
+            </w:tcMar>
+            <w:vAlign w:val="center"/>
+          </w:tcPr>
+          <w:p>
+            <w:r>
+              <w:t>FADLALLAH</w:t>
             </w:r>
           </w:p>
         </w:tc>
@@ -2675,11 +2930,7 @@
           </w:tcPr>
           <w:p>
             <w:r>
-              <w:rPr>
-                <w:sz w:val="18"/>
-                <w:szCs w:val="18"/>
-              </w:rPr>
-              <w:t>MOUAD</w:t>
+              <w:t>HASSANE</w:t>
             </w:r>
           </w:p>
         </w:tc>
@@ -2724,6 +2975,9 @@
         </w:tc>
       </w:tr>
       <w:tr>
+        <w:trPr>
+          <w:trHeight w:val="227"/>
+        </w:trPr>
         <w:tc>
           <w:tcPr>
             <w:tcW w:w="450" w:type="dxa"/>
@@ -2747,8 +3001,6 @@
                 <w:b/>
                 <w:bCs/>
                 <w:color w:val="000000" w:themeColor="text1"/>
-                <w:sz w:val="18"/>
-                <w:szCs w:val="18"/>
               </w:rPr>
               <w:t>16</w:t>
             </w:r>
@@ -2756,46 +3008,38 @@
         </w:tc>
         <w:tc>
           <w:tcPr>
-            <w:tcW w:w="2050" w:type="dxa"/>
-            <w:tcMar>
-              <w:top w:w="50" w:type="dxa"/>
-              <w:left w:w="80" w:type="dxa"/>
-              <w:bottom w:w="50" w:type="dxa"/>
-              <w:right w:w="80" w:type="dxa"/>
-            </w:tcMar>
-            <w:vAlign w:val="center"/>
-          </w:tcPr>
-          <w:p>
-            <w:pPr>
-              <w:jc w:val="center"/>
-            </w:pPr>
-            <w:r>
-              <w:rPr>
-                <w:sz w:val="18"/>
-                <w:szCs w:val="18"/>
-              </w:rPr>
-              <w:t>2005120600303</w:t>
-            </w:r>
-          </w:p>
-        </w:tc>
-        <w:tc>
-          <w:tcPr>
-            <w:tcW w:w="1550" w:type="dxa"/>
-            <w:tcMar>
-              <w:top w:w="50" w:type="dxa"/>
-              <w:left w:w="80" w:type="dxa"/>
-              <w:bottom w:w="50" w:type="dxa"/>
-              <w:right w:w="80" w:type="dxa"/>
-            </w:tcMar>
-            <w:vAlign w:val="center"/>
-          </w:tcPr>
-          <w:p>
-            <w:r>
-              <w:rPr>
-                <w:sz w:val="18"/>
-                <w:szCs w:val="18"/>
-              </w:rPr>
-              <w:t>RAOUD</w:t>
+            <w:tcW w:w="1672" w:type="dxa"/>
+            <w:tcMar>
+              <w:top w:w="50" w:type="dxa"/>
+              <w:left w:w="80" w:type="dxa"/>
+              <w:bottom w:w="50" w:type="dxa"/>
+              <w:right w:w="80" w:type="dxa"/>
+            </w:tcMar>
+            <w:vAlign w:val="center"/>
+          </w:tcPr>
+          <w:p>
+            <w:pPr>
+              <w:jc w:val="center"/>
+            </w:pPr>
+            <w:r>
+              <w:t>2007012300348</w:t>
+            </w:r>
+          </w:p>
+        </w:tc>
+        <w:tc>
+          <w:tcPr>
+            <w:tcW w:w="1928" w:type="dxa"/>
+            <w:tcMar>
+              <w:top w:w="50" w:type="dxa"/>
+              <w:left w:w="80" w:type="dxa"/>
+              <w:bottom w:w="50" w:type="dxa"/>
+              <w:right w:w="80" w:type="dxa"/>
+            </w:tcMar>
+            <w:vAlign w:val="center"/>
+          </w:tcPr>
+          <w:p>
+            <w:r>
+              <w:t>HASSARI</w:t>
             </w:r>
           </w:p>
         </w:tc>
@@ -2812,11 +3056,7 @@
           </w:tcPr>
           <w:p>
             <w:r>
-              <w:rPr>
-                <w:sz w:val="18"/>
-                <w:szCs w:val="18"/>
-              </w:rPr>
-              <w:t>WASSIM</w:t>
+              <w:t>HAKIMA</w:t>
             </w:r>
           </w:p>
         </w:tc>
@@ -2861,6 +3101,9 @@
         </w:tc>
       </w:tr>
       <w:tr>
+        <w:trPr>
+          <w:trHeight w:val="227"/>
+        </w:trPr>
         <w:tc>
           <w:tcPr>
             <w:tcW w:w="450" w:type="dxa"/>
@@ -2884,8 +3127,6 @@
                 <w:b/>
                 <w:bCs/>
                 <w:color w:val="000000" w:themeColor="text1"/>
-                <w:sz w:val="18"/>
-                <w:szCs w:val="18"/>
               </w:rPr>
               <w:t>17</w:t>
             </w:r>
@@ -2893,46 +3134,38 @@
         </w:tc>
         <w:tc>
           <w:tcPr>
-            <w:tcW w:w="2050" w:type="dxa"/>
-            <w:tcMar>
-              <w:top w:w="50" w:type="dxa"/>
-              <w:left w:w="80" w:type="dxa"/>
-              <w:bottom w:w="50" w:type="dxa"/>
-              <w:right w:w="80" w:type="dxa"/>
-            </w:tcMar>
-            <w:vAlign w:val="center"/>
-          </w:tcPr>
-          <w:p>
-            <w:pPr>
-              <w:jc w:val="center"/>
-            </w:pPr>
-            <w:r>
-              <w:rPr>
-                <w:sz w:val="18"/>
-                <w:szCs w:val="18"/>
-              </w:rPr>
-              <w:t>2005071300295</w:t>
-            </w:r>
-          </w:p>
-        </w:tc>
-        <w:tc>
-          <w:tcPr>
-            <w:tcW w:w="1550" w:type="dxa"/>
-            <w:tcMar>
-              <w:top w:w="50" w:type="dxa"/>
-              <w:left w:w="80" w:type="dxa"/>
-              <w:bottom w:w="50" w:type="dxa"/>
-              <w:right w:w="80" w:type="dxa"/>
-            </w:tcMar>
-            <w:vAlign w:val="center"/>
-          </w:tcPr>
-          <w:p>
-            <w:r>
-              <w:rPr>
-                <w:sz w:val="18"/>
-                <w:szCs w:val="18"/>
-              </w:rPr>
-              <w:t>YAMNI</w:t>
+            <w:tcW w:w="1672" w:type="dxa"/>
+            <w:tcMar>
+              <w:top w:w="50" w:type="dxa"/>
+              <w:left w:w="80" w:type="dxa"/>
+              <w:bottom w:w="50" w:type="dxa"/>
+              <w:right w:w="80" w:type="dxa"/>
+            </w:tcMar>
+            <w:vAlign w:val="center"/>
+          </w:tcPr>
+          <w:p>
+            <w:pPr>
+              <w:jc w:val="center"/>
+            </w:pPr>
+            <w:r>
+              <w:t>2007121900306</w:t>
+            </w:r>
+          </w:p>
+        </w:tc>
+        <w:tc>
+          <w:tcPr>
+            <w:tcW w:w="1928" w:type="dxa"/>
+            <w:tcMar>
+              <w:top w:w="50" w:type="dxa"/>
+              <w:left w:w="80" w:type="dxa"/>
+              <w:bottom w:w="50" w:type="dxa"/>
+              <w:right w:w="80" w:type="dxa"/>
+            </w:tcMar>
+            <w:vAlign w:val="center"/>
+          </w:tcPr>
+          <w:p>
+            <w:r>
+              <w:t>JAMI</w:t>
             </w:r>
           </w:p>
         </w:tc>
@@ -2949,11 +3182,7 @@
           </w:tcPr>
           <w:p>
             <w:r>
-              <w:rPr>
-                <w:sz w:val="18"/>
-                <w:szCs w:val="18"/>
-              </w:rPr>
-              <w:t>MOHAMED-AMINE</w:t>
+              <w:t>ABDELMAJID</w:t>
             </w:r>
           </w:p>
         </w:tc>
@@ -2998,6 +3227,9 @@
         </w:tc>
       </w:tr>
       <w:tr>
+        <w:trPr>
+          <w:trHeight w:val="227"/>
+        </w:trPr>
         <w:tc>
           <w:tcPr>
             <w:tcW w:w="450" w:type="dxa"/>
@@ -3013,11 +3245,7 @@
             <w:pPr>
               <w:jc w:val="center"/>
               <w:rPr>
-                <w:b/>
-                <w:bCs/>
                 <w:color w:val="000000" w:themeColor="text1"/>
-                <w:sz w:val="18"/>
-                <w:szCs w:val="18"/>
               </w:rPr>
             </w:pPr>
             <w:r>
@@ -3025,8 +3253,6 @@
                 <w:b/>
                 <w:bCs/>
                 <w:color w:val="000000" w:themeColor="text1"/>
-                <w:sz w:val="18"/>
-                <w:szCs w:val="18"/>
               </w:rPr>
               <w:t>18</w:t>
             </w:r>
@@ -3034,43 +3260,39 @@
         </w:tc>
         <w:tc>
           <w:tcPr>
-            <w:tcW w:w="2050" w:type="dxa"/>
-            <w:tcMar>
-              <w:top w:w="50" w:type="dxa"/>
-              <w:left w:w="80" w:type="dxa"/>
-              <w:bottom w:w="50" w:type="dxa"/>
-              <w:right w:w="80" w:type="dxa"/>
-            </w:tcMar>
-            <w:vAlign w:val="center"/>
-          </w:tcPr>
-          <w:p>
-            <w:pPr>
-              <w:jc w:val="center"/>
-              <w:rPr>
-                <w:sz w:val="18"/>
-                <w:szCs w:val="18"/>
-              </w:rPr>
-            </w:pPr>
-          </w:p>
-        </w:tc>
-        <w:tc>
-          <w:tcPr>
-            <w:tcW w:w="1550" w:type="dxa"/>
-            <w:tcMar>
-              <w:top w:w="50" w:type="dxa"/>
-              <w:left w:w="80" w:type="dxa"/>
-              <w:bottom w:w="50" w:type="dxa"/>
-              <w:right w:w="80" w:type="dxa"/>
-            </w:tcMar>
-            <w:vAlign w:val="center"/>
-          </w:tcPr>
-          <w:p>
-            <w:pPr>
-              <w:rPr>
-                <w:sz w:val="18"/>
-                <w:szCs w:val="18"/>
-              </w:rPr>
-            </w:pPr>
+            <w:tcW w:w="1672" w:type="dxa"/>
+            <w:tcMar>
+              <w:top w:w="50" w:type="dxa"/>
+              <w:left w:w="80" w:type="dxa"/>
+              <w:bottom w:w="50" w:type="dxa"/>
+              <w:right w:w="80" w:type="dxa"/>
+            </w:tcMar>
+            <w:vAlign w:val="center"/>
+          </w:tcPr>
+          <w:p>
+            <w:pPr>
+              <w:jc w:val="center"/>
+            </w:pPr>
+            <w:r>
+              <w:t>2008032300164</w:t>
+            </w:r>
+          </w:p>
+        </w:tc>
+        <w:tc>
+          <w:tcPr>
+            <w:tcW w:w="1928" w:type="dxa"/>
+            <w:tcMar>
+              <w:top w:w="50" w:type="dxa"/>
+              <w:left w:w="80" w:type="dxa"/>
+              <w:bottom w:w="50" w:type="dxa"/>
+              <w:right w:w="80" w:type="dxa"/>
+            </w:tcMar>
+            <w:vAlign w:val="center"/>
+          </w:tcPr>
+          <w:p>
+            <w:r>
+              <w:t>KAISSAR</w:t>
+            </w:r>
           </w:p>
         </w:tc>
         <w:tc>
@@ -3085,12 +3307,9 @@
             <w:vAlign w:val="center"/>
           </w:tcPr>
           <w:p>
-            <w:pPr>
-              <w:rPr>
-                <w:sz w:val="18"/>
-                <w:szCs w:val="18"/>
-              </w:rPr>
-            </w:pPr>
+            <w:r>
+              <w:t>ABDERRAZZAK</w:t>
+            </w:r>
           </w:p>
         </w:tc>
         <w:tc>
@@ -3134,6 +3353,9 @@
         </w:tc>
       </w:tr>
       <w:tr>
+        <w:trPr>
+          <w:trHeight w:val="227"/>
+        </w:trPr>
         <w:tc>
           <w:tcPr>
             <w:tcW w:w="450" w:type="dxa"/>
@@ -3149,11 +3371,7 @@
             <w:pPr>
               <w:jc w:val="center"/>
               <w:rPr>
-                <w:b/>
-                <w:bCs/>
                 <w:color w:val="000000" w:themeColor="text1"/>
-                <w:sz w:val="18"/>
-                <w:szCs w:val="18"/>
               </w:rPr>
             </w:pPr>
             <w:r>
@@ -3161,8 +3379,6 @@
                 <w:b/>
                 <w:bCs/>
                 <w:color w:val="000000" w:themeColor="text1"/>
-                <w:sz w:val="18"/>
-                <w:szCs w:val="18"/>
               </w:rPr>
               <w:t>19</w:t>
             </w:r>
@@ -3170,43 +3386,39 @@
         </w:tc>
         <w:tc>
           <w:tcPr>
-            <w:tcW w:w="2050" w:type="dxa"/>
-            <w:tcMar>
-              <w:top w:w="50" w:type="dxa"/>
-              <w:left w:w="80" w:type="dxa"/>
-              <w:bottom w:w="50" w:type="dxa"/>
-              <w:right w:w="80" w:type="dxa"/>
-            </w:tcMar>
-            <w:vAlign w:val="center"/>
-          </w:tcPr>
-          <w:p>
-            <w:pPr>
-              <w:jc w:val="center"/>
-              <w:rPr>
-                <w:sz w:val="18"/>
-                <w:szCs w:val="18"/>
-              </w:rPr>
-            </w:pPr>
-          </w:p>
-        </w:tc>
-        <w:tc>
-          <w:tcPr>
-            <w:tcW w:w="1550" w:type="dxa"/>
-            <w:tcMar>
-              <w:top w:w="50" w:type="dxa"/>
-              <w:left w:w="80" w:type="dxa"/>
-              <w:bottom w:w="50" w:type="dxa"/>
-              <w:right w:w="80" w:type="dxa"/>
-            </w:tcMar>
-            <w:vAlign w:val="center"/>
-          </w:tcPr>
-          <w:p>
-            <w:pPr>
-              <w:rPr>
-                <w:sz w:val="18"/>
-                <w:szCs w:val="18"/>
-              </w:rPr>
-            </w:pPr>
+            <w:tcW w:w="1672" w:type="dxa"/>
+            <w:tcMar>
+              <w:top w:w="50" w:type="dxa"/>
+              <w:left w:w="80" w:type="dxa"/>
+              <w:bottom w:w="50" w:type="dxa"/>
+              <w:right w:w="80" w:type="dxa"/>
+            </w:tcMar>
+            <w:vAlign w:val="center"/>
+          </w:tcPr>
+          <w:p>
+            <w:pPr>
+              <w:jc w:val="center"/>
+            </w:pPr>
+            <w:r>
+              <w:t>2008110500118</w:t>
+            </w:r>
+          </w:p>
+        </w:tc>
+        <w:tc>
+          <w:tcPr>
+            <w:tcW w:w="1928" w:type="dxa"/>
+            <w:tcMar>
+              <w:top w:w="50" w:type="dxa"/>
+              <w:left w:w="80" w:type="dxa"/>
+              <w:bottom w:w="50" w:type="dxa"/>
+              <w:right w:w="80" w:type="dxa"/>
+            </w:tcMar>
+            <w:vAlign w:val="center"/>
+          </w:tcPr>
+          <w:p>
+            <w:r>
+              <w:t>KHALOUI</w:t>
+            </w:r>
           </w:p>
         </w:tc>
         <w:tc>
@@ -3221,12 +3433,9 @@
             <w:vAlign w:val="center"/>
           </w:tcPr>
           <w:p>
-            <w:pPr>
-              <w:rPr>
-                <w:sz w:val="18"/>
-                <w:szCs w:val="18"/>
-              </w:rPr>
-            </w:pPr>
+            <w:r>
+              <w:t>SALMA</w:t>
+            </w:r>
           </w:p>
         </w:tc>
         <w:tc>
@@ -3270,6 +3479,9 @@
         </w:tc>
       </w:tr>
       <w:tr>
+        <w:trPr>
+          <w:trHeight w:val="227"/>
+        </w:trPr>
         <w:tc>
           <w:tcPr>
             <w:tcW w:w="450" w:type="dxa"/>
@@ -3285,11 +3497,7 @@
             <w:pPr>
               <w:jc w:val="center"/>
               <w:rPr>
-                <w:b/>
-                <w:bCs/>
                 <w:color w:val="000000" w:themeColor="text1"/>
-                <w:sz w:val="18"/>
-                <w:szCs w:val="18"/>
               </w:rPr>
             </w:pPr>
             <w:r>
@@ -3297,8 +3505,6 @@
                 <w:b/>
                 <w:bCs/>
                 <w:color w:val="000000" w:themeColor="text1"/>
-                <w:sz w:val="18"/>
-                <w:szCs w:val="18"/>
               </w:rPr>
               <w:t>20</w:t>
             </w:r>
@@ -3306,43 +3512,39 @@
         </w:tc>
         <w:tc>
           <w:tcPr>
-            <w:tcW w:w="2050" w:type="dxa"/>
-            <w:tcMar>
-              <w:top w:w="50" w:type="dxa"/>
-              <w:left w:w="80" w:type="dxa"/>
-              <w:bottom w:w="50" w:type="dxa"/>
-              <w:right w:w="80" w:type="dxa"/>
-            </w:tcMar>
-            <w:vAlign w:val="center"/>
-          </w:tcPr>
-          <w:p>
-            <w:pPr>
-              <w:jc w:val="center"/>
-              <w:rPr>
-                <w:sz w:val="18"/>
-                <w:szCs w:val="18"/>
-              </w:rPr>
-            </w:pPr>
-          </w:p>
-        </w:tc>
-        <w:tc>
-          <w:tcPr>
-            <w:tcW w:w="1550" w:type="dxa"/>
-            <w:tcMar>
-              <w:top w:w="50" w:type="dxa"/>
-              <w:left w:w="80" w:type="dxa"/>
-              <w:bottom w:w="50" w:type="dxa"/>
-              <w:right w:w="80" w:type="dxa"/>
-            </w:tcMar>
-            <w:vAlign w:val="center"/>
-          </w:tcPr>
-          <w:p>
-            <w:pPr>
-              <w:rPr>
-                <w:sz w:val="18"/>
-                <w:szCs w:val="18"/>
-              </w:rPr>
-            </w:pPr>
+            <w:tcW w:w="1672" w:type="dxa"/>
+            <w:tcMar>
+              <w:top w:w="50" w:type="dxa"/>
+              <w:left w:w="80" w:type="dxa"/>
+              <w:bottom w:w="50" w:type="dxa"/>
+              <w:right w:w="80" w:type="dxa"/>
+            </w:tcMar>
+            <w:vAlign w:val="center"/>
+          </w:tcPr>
+          <w:p>
+            <w:pPr>
+              <w:jc w:val="center"/>
+            </w:pPr>
+            <w:r>
+              <w:t>2007120400261</w:t>
+            </w:r>
+          </w:p>
+        </w:tc>
+        <w:tc>
+          <w:tcPr>
+            <w:tcW w:w="1928" w:type="dxa"/>
+            <w:tcMar>
+              <w:top w:w="50" w:type="dxa"/>
+              <w:left w:w="80" w:type="dxa"/>
+              <w:bottom w:w="50" w:type="dxa"/>
+              <w:right w:w="80" w:type="dxa"/>
+            </w:tcMar>
+            <w:vAlign w:val="center"/>
+          </w:tcPr>
+          <w:p>
+            <w:r>
+              <w:t>LASBATI</w:t>
+            </w:r>
           </w:p>
         </w:tc>
         <w:tc>
@@ -3357,12 +3559,9 @@
             <w:vAlign w:val="center"/>
           </w:tcPr>
           <w:p>
-            <w:pPr>
-              <w:rPr>
-                <w:sz w:val="18"/>
-                <w:szCs w:val="18"/>
-              </w:rPr>
-            </w:pPr>
+            <w:r>
+              <w:t>SAAD</w:t>
+            </w:r>
           </w:p>
         </w:tc>
         <w:tc>
@@ -3406,6 +3605,9 @@
         </w:tc>
       </w:tr>
       <w:tr>
+        <w:trPr>
+          <w:trHeight w:val="227"/>
+        </w:trPr>
         <w:tc>
           <w:tcPr>
             <w:tcW w:w="450" w:type="dxa"/>
@@ -3421,11 +3623,7 @@
             <w:pPr>
               <w:jc w:val="center"/>
               <w:rPr>
-                <w:b/>
-                <w:bCs/>
                 <w:color w:val="000000" w:themeColor="text1"/>
-                <w:sz w:val="18"/>
-                <w:szCs w:val="18"/>
               </w:rPr>
             </w:pPr>
             <w:r>
@@ -3433,8 +3631,6 @@
                 <w:b/>
                 <w:bCs/>
                 <w:color w:val="000000" w:themeColor="text1"/>
-                <w:sz w:val="18"/>
-                <w:szCs w:val="18"/>
               </w:rPr>
               <w:t>21</w:t>
             </w:r>
@@ -3442,43 +3638,39 @@
         </w:tc>
         <w:tc>
           <w:tcPr>
-            <w:tcW w:w="2050" w:type="dxa"/>
-            <w:tcMar>
-              <w:top w:w="50" w:type="dxa"/>
-              <w:left w:w="80" w:type="dxa"/>
-              <w:bottom w:w="50" w:type="dxa"/>
-              <w:right w:w="80" w:type="dxa"/>
-            </w:tcMar>
-            <w:vAlign w:val="center"/>
-          </w:tcPr>
-          <w:p>
-            <w:pPr>
-              <w:jc w:val="center"/>
-              <w:rPr>
-                <w:sz w:val="18"/>
-                <w:szCs w:val="18"/>
-              </w:rPr>
-            </w:pPr>
-          </w:p>
-        </w:tc>
-        <w:tc>
-          <w:tcPr>
-            <w:tcW w:w="1550" w:type="dxa"/>
-            <w:tcMar>
-              <w:top w:w="50" w:type="dxa"/>
-              <w:left w:w="80" w:type="dxa"/>
-              <w:bottom w:w="50" w:type="dxa"/>
-              <w:right w:w="80" w:type="dxa"/>
-            </w:tcMar>
-            <w:vAlign w:val="center"/>
-          </w:tcPr>
-          <w:p>
-            <w:pPr>
-              <w:rPr>
-                <w:sz w:val="18"/>
-                <w:szCs w:val="18"/>
-              </w:rPr>
-            </w:pPr>
+            <w:tcW w:w="1672" w:type="dxa"/>
+            <w:tcMar>
+              <w:top w:w="50" w:type="dxa"/>
+              <w:left w:w="80" w:type="dxa"/>
+              <w:bottom w:w="50" w:type="dxa"/>
+              <w:right w:w="80" w:type="dxa"/>
+            </w:tcMar>
+            <w:vAlign w:val="center"/>
+          </w:tcPr>
+          <w:p>
+            <w:pPr>
+              <w:jc w:val="center"/>
+            </w:pPr>
+            <w:r>
+              <w:t>2008081400156</w:t>
+            </w:r>
+          </w:p>
+        </w:tc>
+        <w:tc>
+          <w:tcPr>
+            <w:tcW w:w="1928" w:type="dxa"/>
+            <w:tcMar>
+              <w:top w:w="50" w:type="dxa"/>
+              <w:left w:w="80" w:type="dxa"/>
+              <w:bottom w:w="50" w:type="dxa"/>
+              <w:right w:w="80" w:type="dxa"/>
+            </w:tcMar>
+            <w:vAlign w:val="center"/>
+          </w:tcPr>
+          <w:p>
+            <w:r>
+              <w:t>MORSALINE</w:t>
+            </w:r>
           </w:p>
         </w:tc>
         <w:tc>
@@ -3493,12 +3685,9 @@
             <w:vAlign w:val="center"/>
           </w:tcPr>
           <w:p>
-            <w:pPr>
-              <w:rPr>
-                <w:sz w:val="18"/>
-                <w:szCs w:val="18"/>
-              </w:rPr>
-            </w:pPr>
+            <w:r>
+              <w:t>JANNAT</w:t>
+            </w:r>
           </w:p>
         </w:tc>
         <w:tc>
@@ -3542,6 +3731,9 @@
         </w:tc>
       </w:tr>
       <w:tr>
+        <w:trPr>
+          <w:trHeight w:val="227"/>
+        </w:trPr>
         <w:tc>
           <w:tcPr>
             <w:tcW w:w="450" w:type="dxa"/>
@@ -3557,11 +3749,7 @@
             <w:pPr>
               <w:jc w:val="center"/>
               <w:rPr>
-                <w:b/>
-                <w:bCs/>
                 <w:color w:val="000000" w:themeColor="text1"/>
-                <w:sz w:val="18"/>
-                <w:szCs w:val="18"/>
               </w:rPr>
             </w:pPr>
             <w:r>
@@ -3569,8 +3757,6 @@
                 <w:b/>
                 <w:bCs/>
                 <w:color w:val="000000" w:themeColor="text1"/>
-                <w:sz w:val="18"/>
-                <w:szCs w:val="18"/>
               </w:rPr>
               <w:t>22</w:t>
             </w:r>
@@ -3578,43 +3764,39 @@
         </w:tc>
         <w:tc>
           <w:tcPr>
-            <w:tcW w:w="2050" w:type="dxa"/>
-            <w:tcMar>
-              <w:top w:w="50" w:type="dxa"/>
-              <w:left w:w="80" w:type="dxa"/>
-              <w:bottom w:w="50" w:type="dxa"/>
-              <w:right w:w="80" w:type="dxa"/>
-            </w:tcMar>
-            <w:vAlign w:val="center"/>
-          </w:tcPr>
-          <w:p>
-            <w:pPr>
-              <w:jc w:val="center"/>
-              <w:rPr>
-                <w:sz w:val="18"/>
-                <w:szCs w:val="18"/>
-              </w:rPr>
-            </w:pPr>
-          </w:p>
-        </w:tc>
-        <w:tc>
-          <w:tcPr>
-            <w:tcW w:w="1550" w:type="dxa"/>
-            <w:tcMar>
-              <w:top w:w="50" w:type="dxa"/>
-              <w:left w:w="80" w:type="dxa"/>
-              <w:bottom w:w="50" w:type="dxa"/>
-              <w:right w:w="80" w:type="dxa"/>
-            </w:tcMar>
-            <w:vAlign w:val="center"/>
-          </w:tcPr>
-          <w:p>
-            <w:pPr>
-              <w:rPr>
-                <w:sz w:val="18"/>
-                <w:szCs w:val="18"/>
-              </w:rPr>
-            </w:pPr>
+            <w:tcW w:w="1672" w:type="dxa"/>
+            <w:tcMar>
+              <w:top w:w="50" w:type="dxa"/>
+              <w:left w:w="80" w:type="dxa"/>
+              <w:bottom w:w="50" w:type="dxa"/>
+              <w:right w:w="80" w:type="dxa"/>
+            </w:tcMar>
+            <w:vAlign w:val="center"/>
+          </w:tcPr>
+          <w:p>
+            <w:pPr>
+              <w:jc w:val="center"/>
+            </w:pPr>
+            <w:r>
+              <w:t>2008090200107</w:t>
+            </w:r>
+          </w:p>
+        </w:tc>
+        <w:tc>
+          <w:tcPr>
+            <w:tcW w:w="1928" w:type="dxa"/>
+            <w:tcMar>
+              <w:top w:w="50" w:type="dxa"/>
+              <w:left w:w="80" w:type="dxa"/>
+              <w:bottom w:w="50" w:type="dxa"/>
+              <w:right w:w="80" w:type="dxa"/>
+            </w:tcMar>
+            <w:vAlign w:val="center"/>
+          </w:tcPr>
+          <w:p>
+            <w:r>
+              <w:t>NAJI</w:t>
+            </w:r>
           </w:p>
         </w:tc>
         <w:tc>
@@ -3629,12 +3811,9 @@
             <w:vAlign w:val="center"/>
           </w:tcPr>
           <w:p>
-            <w:pPr>
-              <w:rPr>
-                <w:sz w:val="18"/>
-                <w:szCs w:val="18"/>
-              </w:rPr>
-            </w:pPr>
+            <w:r>
+              <w:t>SARA</w:t>
+            </w:r>
           </w:p>
         </w:tc>
         <w:tc>
@@ -3678,6 +3857,9 @@
         </w:tc>
       </w:tr>
       <w:tr>
+        <w:trPr>
+          <w:trHeight w:val="227"/>
+        </w:trPr>
         <w:tc>
           <w:tcPr>
             <w:tcW w:w="450" w:type="dxa"/>
@@ -3693,11 +3875,7 @@
             <w:pPr>
               <w:jc w:val="center"/>
               <w:rPr>
-                <w:b/>
-                <w:bCs/>
                 <w:color w:val="000000" w:themeColor="text1"/>
-                <w:sz w:val="18"/>
-                <w:szCs w:val="18"/>
               </w:rPr>
             </w:pPr>
             <w:r>
@@ -3705,8 +3883,6 @@
                 <w:b/>
                 <w:bCs/>
                 <w:color w:val="000000" w:themeColor="text1"/>
-                <w:sz w:val="18"/>
-                <w:szCs w:val="18"/>
               </w:rPr>
               <w:t>23</w:t>
             </w:r>
@@ -3714,43 +3890,39 @@
         </w:tc>
         <w:tc>
           <w:tcPr>
-            <w:tcW w:w="2050" w:type="dxa"/>
-            <w:tcMar>
-              <w:top w:w="50" w:type="dxa"/>
-              <w:left w:w="80" w:type="dxa"/>
-              <w:bottom w:w="50" w:type="dxa"/>
-              <w:right w:w="80" w:type="dxa"/>
-            </w:tcMar>
-            <w:vAlign w:val="center"/>
-          </w:tcPr>
-          <w:p>
-            <w:pPr>
-              <w:jc w:val="center"/>
-              <w:rPr>
-                <w:sz w:val="18"/>
-                <w:szCs w:val="18"/>
-              </w:rPr>
-            </w:pPr>
-          </w:p>
-        </w:tc>
-        <w:tc>
-          <w:tcPr>
-            <w:tcW w:w="1550" w:type="dxa"/>
-            <w:tcMar>
-              <w:top w:w="50" w:type="dxa"/>
-              <w:left w:w="80" w:type="dxa"/>
-              <w:bottom w:w="50" w:type="dxa"/>
-              <w:right w:w="80" w:type="dxa"/>
-            </w:tcMar>
-            <w:vAlign w:val="center"/>
-          </w:tcPr>
-          <w:p>
-            <w:pPr>
-              <w:rPr>
-                <w:sz w:val="18"/>
-                <w:szCs w:val="18"/>
-              </w:rPr>
-            </w:pPr>
+            <w:tcW w:w="1672" w:type="dxa"/>
+            <w:tcMar>
+              <w:top w:w="50" w:type="dxa"/>
+              <w:left w:w="80" w:type="dxa"/>
+              <w:bottom w:w="50" w:type="dxa"/>
+              <w:right w:w="80" w:type="dxa"/>
+            </w:tcMar>
+            <w:vAlign w:val="center"/>
+          </w:tcPr>
+          <w:p>
+            <w:pPr>
+              <w:jc w:val="center"/>
+            </w:pPr>
+            <w:r>
+              <w:t>2006113000357</w:t>
+            </w:r>
+          </w:p>
+        </w:tc>
+        <w:tc>
+          <w:tcPr>
+            <w:tcW w:w="1928" w:type="dxa"/>
+            <w:tcMar>
+              <w:top w:w="50" w:type="dxa"/>
+              <w:left w:w="80" w:type="dxa"/>
+              <w:bottom w:w="50" w:type="dxa"/>
+              <w:right w:w="80" w:type="dxa"/>
+            </w:tcMar>
+            <w:vAlign w:val="center"/>
+          </w:tcPr>
+          <w:p>
+            <w:r>
+              <w:t>RABYA</w:t>
+            </w:r>
           </w:p>
         </w:tc>
         <w:tc>
@@ -3765,12 +3937,9 @@
             <w:vAlign w:val="center"/>
           </w:tcPr>
           <w:p>
-            <w:pPr>
-              <w:rPr>
-                <w:sz w:val="18"/>
-                <w:szCs w:val="18"/>
-              </w:rPr>
-            </w:pPr>
+            <w:r>
+              <w:t>NEZHA</w:t>
+            </w:r>
           </w:p>
         </w:tc>
         <w:tc>
@@ -3814,6 +3983,9 @@
         </w:tc>
       </w:tr>
       <w:tr>
+        <w:trPr>
+          <w:trHeight w:val="227"/>
+        </w:trPr>
         <w:tc>
           <w:tcPr>
             <w:tcW w:w="450" w:type="dxa"/>
@@ -3829,11 +4001,7 @@
             <w:pPr>
               <w:jc w:val="center"/>
               <w:rPr>
-                <w:b/>
-                <w:bCs/>
                 <w:color w:val="000000" w:themeColor="text1"/>
-                <w:sz w:val="18"/>
-                <w:szCs w:val="18"/>
               </w:rPr>
             </w:pPr>
             <w:r>
@@ -3841,8 +4009,6 @@
                 <w:b/>
                 <w:bCs/>
                 <w:color w:val="000000" w:themeColor="text1"/>
-                <w:sz w:val="18"/>
-                <w:szCs w:val="18"/>
               </w:rPr>
               <w:t>24</w:t>
             </w:r>
@@ -3850,43 +4016,39 @@
         </w:tc>
         <w:tc>
           <w:tcPr>
-            <w:tcW w:w="2050" w:type="dxa"/>
-            <w:tcMar>
-              <w:top w:w="50" w:type="dxa"/>
-              <w:left w:w="80" w:type="dxa"/>
-              <w:bottom w:w="50" w:type="dxa"/>
-              <w:right w:w="80" w:type="dxa"/>
-            </w:tcMar>
-            <w:vAlign w:val="center"/>
-          </w:tcPr>
-          <w:p>
-            <w:pPr>
-              <w:jc w:val="center"/>
-              <w:rPr>
-                <w:sz w:val="18"/>
-                <w:szCs w:val="18"/>
-              </w:rPr>
-            </w:pPr>
-          </w:p>
-        </w:tc>
-        <w:tc>
-          <w:tcPr>
-            <w:tcW w:w="1550" w:type="dxa"/>
-            <w:tcMar>
-              <w:top w:w="50" w:type="dxa"/>
-              <w:left w:w="80" w:type="dxa"/>
-              <w:bottom w:w="50" w:type="dxa"/>
-              <w:right w:w="80" w:type="dxa"/>
-            </w:tcMar>
-            <w:vAlign w:val="center"/>
-          </w:tcPr>
-          <w:p>
-            <w:pPr>
-              <w:rPr>
-                <w:sz w:val="18"/>
-                <w:szCs w:val="18"/>
-              </w:rPr>
-            </w:pPr>
+            <w:tcW w:w="1672" w:type="dxa"/>
+            <w:tcMar>
+              <w:top w:w="50" w:type="dxa"/>
+              <w:left w:w="80" w:type="dxa"/>
+              <w:bottom w:w="50" w:type="dxa"/>
+              <w:right w:w="80" w:type="dxa"/>
+            </w:tcMar>
+            <w:vAlign w:val="center"/>
+          </w:tcPr>
+          <w:p>
+            <w:pPr>
+              <w:jc w:val="center"/>
+            </w:pPr>
+            <w:r>
+              <w:t>2007040100349</w:t>
+            </w:r>
+          </w:p>
+        </w:tc>
+        <w:tc>
+          <w:tcPr>
+            <w:tcW w:w="1928" w:type="dxa"/>
+            <w:tcMar>
+              <w:top w:w="50" w:type="dxa"/>
+              <w:left w:w="80" w:type="dxa"/>
+              <w:bottom w:w="50" w:type="dxa"/>
+              <w:right w:w="80" w:type="dxa"/>
+            </w:tcMar>
+            <w:vAlign w:val="center"/>
+          </w:tcPr>
+          <w:p>
+            <w:r>
+              <w:t>RHAZADI</w:t>
+            </w:r>
           </w:p>
         </w:tc>
         <w:tc>
@@ -3901,12 +4063,9 @@
             <w:vAlign w:val="center"/>
           </w:tcPr>
           <w:p>
-            <w:pPr>
-              <w:rPr>
-                <w:sz w:val="18"/>
-                <w:szCs w:val="18"/>
-              </w:rPr>
-            </w:pPr>
+            <w:r>
+              <w:t>ALI</w:t>
+            </w:r>
           </w:p>
         </w:tc>
         <w:tc>
@@ -3950,6 +4109,9 @@
         </w:tc>
       </w:tr>
       <w:tr>
+        <w:trPr>
+          <w:trHeight w:val="227"/>
+        </w:trPr>
         <w:tc>
           <w:tcPr>
             <w:tcW w:w="450" w:type="dxa"/>
@@ -3968,8 +4130,6 @@
                 <w:b/>
                 <w:bCs/>
                 <w:color w:val="000000" w:themeColor="text1"/>
-                <w:sz w:val="18"/>
-                <w:szCs w:val="18"/>
               </w:rPr>
             </w:pPr>
             <w:r>
@@ -3977,8 +4137,6 @@
                 <w:b/>
                 <w:bCs/>
                 <w:color w:val="000000" w:themeColor="text1"/>
-                <w:sz w:val="18"/>
-                <w:szCs w:val="18"/>
               </w:rPr>
               <w:t>25</w:t>
             </w:r>
@@ -3986,44 +4144,33 @@
         </w:tc>
         <w:tc>
           <w:tcPr>
-            <w:tcW w:w="2050" w:type="dxa"/>
-            <w:tcMar>
-              <w:top w:w="50" w:type="dxa"/>
-              <w:left w:w="80" w:type="dxa"/>
-              <w:bottom w:w="50" w:type="dxa"/>
-              <w:right w:w="80" w:type="dxa"/>
-            </w:tcMar>
-            <w:vAlign w:val="center"/>
-          </w:tcPr>
-          <w:p>
-            <w:pPr>
-              <w:jc w:val="center"/>
-              <w:rPr>
-                <w:sz w:val="18"/>
-                <w:szCs w:val="18"/>
-              </w:rPr>
-            </w:pPr>
-          </w:p>
-        </w:tc>
-        <w:tc>
-          <w:tcPr>
-            <w:tcW w:w="1550" w:type="dxa"/>
-            <w:tcMar>
-              <w:top w:w="50" w:type="dxa"/>
-              <w:left w:w="80" w:type="dxa"/>
-              <w:bottom w:w="50" w:type="dxa"/>
-              <w:right w:w="80" w:type="dxa"/>
-            </w:tcMar>
-            <w:vAlign w:val="center"/>
-          </w:tcPr>
-          <w:p>
-            <w:pPr>
-              <w:rPr>
-                <w:sz w:val="18"/>
-                <w:szCs w:val="18"/>
-              </w:rPr>
-            </w:pPr>
-          </w:p>
+            <w:tcW w:w="1672" w:type="dxa"/>
+            <w:tcMar>
+              <w:top w:w="50" w:type="dxa"/>
+              <w:left w:w="80" w:type="dxa"/>
+              <w:bottom w:w="50" w:type="dxa"/>
+              <w:right w:w="80" w:type="dxa"/>
+            </w:tcMar>
+            <w:vAlign w:val="center"/>
+          </w:tcPr>
+          <w:p>
+            <w:pPr>
+              <w:jc w:val="center"/>
+            </w:pPr>
+          </w:p>
+        </w:tc>
+        <w:tc>
+          <w:tcPr>
+            <w:tcW w:w="1928" w:type="dxa"/>
+            <w:tcMar>
+              <w:top w:w="50" w:type="dxa"/>
+              <w:left w:w="80" w:type="dxa"/>
+              <w:bottom w:w="50" w:type="dxa"/>
+              <w:right w:w="80" w:type="dxa"/>
+            </w:tcMar>
+            <w:vAlign w:val="center"/>
+          </w:tcPr>
+          <w:p/>
         </w:tc>
         <w:tc>
           <w:tcPr>
@@ -4036,14 +4183,116 @@
             </w:tcMar>
             <w:vAlign w:val="center"/>
           </w:tcPr>
-          <w:p>
-            <w:pPr>
-              <w:rPr>
-                <w:sz w:val="18"/>
-                <w:szCs w:val="18"/>
-              </w:rPr>
-            </w:pPr>
-          </w:p>
+          <w:p/>
+        </w:tc>
+        <w:tc>
+          <w:tcPr>
+            <w:tcW w:w="1500" w:type="dxa"/>
+            <w:tcMar>
+              <w:top w:w="50" w:type="dxa"/>
+              <w:left w:w="80" w:type="dxa"/>
+              <w:bottom w:w="50" w:type="dxa"/>
+              <w:right w:w="80" w:type="dxa"/>
+            </w:tcMar>
+            <w:vAlign w:val="center"/>
+          </w:tcPr>
+          <w:p/>
+        </w:tc>
+        <w:tc>
+          <w:tcPr>
+            <w:tcW w:w="1500" w:type="dxa"/>
+            <w:tcMar>
+              <w:top w:w="50" w:type="dxa"/>
+              <w:left w:w="80" w:type="dxa"/>
+              <w:bottom w:w="50" w:type="dxa"/>
+              <w:right w:w="80" w:type="dxa"/>
+            </w:tcMar>
+            <w:vAlign w:val="center"/>
+          </w:tcPr>
+          <w:p/>
+        </w:tc>
+        <w:tc>
+          <w:tcPr>
+            <w:tcW w:w="1506" w:type="dxa"/>
+            <w:tcMar>
+              <w:top w:w="50" w:type="dxa"/>
+              <w:left w:w="80" w:type="dxa"/>
+              <w:bottom w:w="50" w:type="dxa"/>
+              <w:right w:w="80" w:type="dxa"/>
+            </w:tcMar>
+            <w:vAlign w:val="center"/>
+          </w:tcPr>
+          <w:p/>
+        </w:tc>
+      </w:tr>
+      <w:tr>
+        <w:trPr>
+          <w:trHeight w:val="227"/>
+        </w:trPr>
+        <w:tc>
+          <w:tcPr>
+            <w:tcW w:w="450" w:type="dxa"/>
+            <w:tcMar>
+              <w:top w:w="50" w:type="dxa"/>
+              <w:left w:w="80" w:type="dxa"/>
+              <w:bottom w:w="50" w:type="dxa"/>
+              <w:right w:w="80" w:type="dxa"/>
+            </w:tcMar>
+            <w:vAlign w:val="center"/>
+          </w:tcPr>
+          <w:p>
+            <w:pPr>
+              <w:jc w:val="center"/>
+              <w:rPr>
+                <w:b/>
+                <w:bCs/>
+                <w:color w:val="000000" w:themeColor="text1"/>
+              </w:rPr>
+            </w:pPr>
+          </w:p>
+        </w:tc>
+        <w:tc>
+          <w:tcPr>
+            <w:tcW w:w="1672" w:type="dxa"/>
+            <w:tcMar>
+              <w:top w:w="50" w:type="dxa"/>
+              <w:left w:w="80" w:type="dxa"/>
+              <w:bottom w:w="50" w:type="dxa"/>
+              <w:right w:w="80" w:type="dxa"/>
+            </w:tcMar>
+            <w:vAlign w:val="center"/>
+          </w:tcPr>
+          <w:p>
+            <w:pPr>
+              <w:jc w:val="center"/>
+            </w:pPr>
+          </w:p>
+        </w:tc>
+        <w:tc>
+          <w:tcPr>
+            <w:tcW w:w="1928" w:type="dxa"/>
+            <w:tcMar>
+              <w:top w:w="50" w:type="dxa"/>
+              <w:left w:w="80" w:type="dxa"/>
+              <w:bottom w:w="50" w:type="dxa"/>
+              <w:right w:w="80" w:type="dxa"/>
+            </w:tcMar>
+            <w:vAlign w:val="center"/>
+          </w:tcPr>
+          <w:p/>
+        </w:tc>
+        <w:tc>
+          <w:tcPr>
+            <w:tcW w:w="1650" w:type="dxa"/>
+            <w:tcMar>
+              <w:top w:w="50" w:type="dxa"/>
+              <w:left w:w="80" w:type="dxa"/>
+              <w:bottom w:w="50" w:type="dxa"/>
+              <w:right w:w="80" w:type="dxa"/>
+            </w:tcMar>
+            <w:vAlign w:val="center"/>
+          </w:tcPr>
+          <w:p/>
         </w:tc>
         <w:tc>
           <w:tcPr>
@@ -4090,8 +4339,8 @@
     <w:sectPr>
       <w:headerReference w:type="default" r:id="rId7"/>
       <w:footerReference w:type="default" r:id="rId8"/>
-      <w:pgSz w:w="11906" w:h="16838"/>
-      <w:pgMar w:top="850" w:right="850" w:bottom="568" w:left="850" w:header="708" w:footer="763" w:gutter="0"/>
+      <w:pgSz w:w="11906" w:h="16838" w:code="9"/>
+      <w:pgMar w:top="284" w:right="851" w:bottom="1880" w:left="851" w:header="340" w:footer="0" w:gutter="0"/>
       <w:cols w:space="720"/>
       <w:docGrid w:linePitch="360"/>
     </w:sectPr>
@@ -4120,6 +4369,7 @@
 
 <file path=word/footer1.xml><?xml version="1.0" encoding="utf-8"?>
 <w:ftr xmlns:wpc="http://schemas.microsoft.com/office/word/2010/wordprocessingCanvas" xmlns:cx="http://schemas.microsoft.com/office/drawing/2014/chartex" xmlns:cx1="http://schemas.microsoft.com/office/drawing/2015/9/8/chartex" xmlns:cx2="http://schemas.microsoft.com/office/drawing/2015/10/21/chartex" xmlns:cx3="http://schemas.microsoft.com/office/drawing/2016/5/9/chartex" xmlns:cx4="http://schemas.microsoft.com/office/drawing/2016/5/10/chartex" xmlns:cx5="http://schemas.microsoft.com/office/drawing/2016/5/11/chartex" xmlns:cx6="http://schemas.microsoft.com/office/drawing/2016/5/12/chartex" xmlns:cx7="http://schemas.microsoft.com/office/drawing/2016/5/13/chartex" xmlns:cx8="http://schemas.microsoft.com/office/drawing/2016/5/14/chartex" xmlns:mc="http://schemas.openxmlformats.org/markup-compatibility/2006" xmlns:aink="http://schemas.microsoft.com/office/drawing/2016/ink" xmlns:am3d="http://schemas.microsoft.com/office/drawing/2017/model3d" xmlns:o="urn:schemas-microsoft-com:office:office" xmlns:oel="http://schemas.microsoft.com/office/2019/extlst" xmlns:r="http://schemas.openxmlformats.org/officeDocument/2006/relationships" xmlns:m="http://schemas.openxmlformats.org/officeDocument/2006/math" xmlns:v="urn:schemas-microsoft-com:vml" xmlns:wp14="http://schemas.microsoft.com/office/word/2010/wordprocessingDrawing" xmlns:wp="http://schemas.openxmlformats.org/drawingml/2006/wordprocessingDrawing" xmlns:w10="urn:schemas-microsoft-com:office:word" xmlns:w="http://schemas.openxmlformats.org/wordprocessingml/2006/main" xmlns:w14="http://schemas.microsoft.com/office/word/2010/wordml" xmlns:w15="http://schemas.microsoft.com/office/word/2012/wordml" xmlns:w16cex="http://schemas.microsoft.com/office/word/2018/wordml/cex" xmlns:w16cid="http://schemas.microsoft.com/office/word/2016/wordml/cid" xmlns:w16="http://schemas.microsoft.com/office/word/2018/wordml" xmlns:w16du="http://schemas.microsoft.com/office/word/2023/wordml/word16du" xmlns:w16sdtdh="http://schemas.microsoft.com/office/word/2020/wordml/sdtdatahash" xmlns:w16sdtfl="http://schemas.microsoft.com/office/word/2024/wordml/sdtformatlock" xmlns:w16se="http://schemas.microsoft.com/office/word/2015/wordml/symex" xmlns:wpg="http://schemas.microsoft.com/office/word/2010/wordprocessingGroup" xmlns:wpi="http://schemas.microsoft.com/office/word/2010/wordprocessingInk" xmlns:wne="http://schemas.microsoft.com/office/word/2006/wordml" xmlns:wps="http://schemas.microsoft.com/office/word/2010/wordprocessingShape" mc:Ignorable="w14 w15 w16se w16cid w16 w16cex w16sdtdh w16sdtfl w16du wp14">
+  <w:p/>
   <w:tbl>
     <w:tblPr>
       <w:tblpPr w:vertAnchor="page" w:horzAnchor="margin" w:tblpY="14566"/>
@@ -4161,6 +4411,15 @@
             <w:right w:w="20" w:type="dxa"/>
           </w:tcMar>
         </w:tcPr>
+        <w:p>
+          <w:pPr>
+            <w:rPr>
+              <w:b/>
+              <w:bCs/>
+              <w:color w:val="000000" w:themeColor="text1"/>
+            </w:rPr>
+          </w:pPr>
+        </w:p>
         <w:p>
           <w:r>
             <w:rPr>
@@ -4458,10 +4717,10 @@
               <w:noProof/>
             </w:rPr>
             <w:drawing>
-              <wp:inline distT="0" distB="0" distL="0" distR="0">
+              <wp:inline distT="0" distB="0" distL="0" distR="0" wp14:anchorId="46AC670D" wp14:editId="5EFA49EB">
                 <wp:extent cx="704850" cy="713105"/>
                 <wp:effectExtent l="0" t="0" r="0" b="0"/>
-                <wp:docPr id="1021592943" name="Image 1021592943"/>
+                <wp:docPr id="37608239" name="Image 37608239"/>
                 <wp:cNvGraphicFramePr>
                   <a:graphicFrameLocks xmlns:a="http://schemas.openxmlformats.org/drawingml/2006/main" noChangeAspect="1"/>
                 </wp:cNvGraphicFramePr>
@@ -4578,11 +4837,6 @@
       </w:tc>
     </w:tr>
   </w:tbl>
-  <w:p>
-    <w:pPr>
-      <w:pStyle w:val="En-tte"/>
-    </w:pPr>
-  </w:p>
   <w:p>
     <w:pPr>
       <w:pStyle w:val="En-tte"/>
@@ -5169,6 +5423,7 @@
   <w:style w:type="character" w:default="1" w:styleId="Policepardfaut">
     <w:name w:val="Default Paragraph Font"/>
     <w:uiPriority w:val="1"/>
+    <w:semiHidden/>
     <w:unhideWhenUsed/>
   </w:style>
   <w:style w:type="table" w:default="1" w:styleId="TableauNormal">
@@ -5317,6 +5572,22 @@
     <w:link w:val="Pieddepage"/>
     <w:uiPriority w:val="99"/>
     <w:rsid w:val="00F635EB"/>
+  </w:style>
+  <w:style w:type="table" w:styleId="Grilledutableau">
+    <w:name w:val="Table Grid"/>
+    <w:basedOn w:val="TableauNormal"/>
+    <w:uiPriority w:val="39"/>
+    <w:rsid w:val="00FB5CC3"/>
+    <w:tblPr>
+      <w:tblBorders>
+        <w:top w:val="single" w:sz="4" w:space="0" w:color="auto"/>
+        <w:left w:val="single" w:sz="4" w:space="0" w:color="auto"/>
+        <w:bottom w:val="single" w:sz="4" w:space="0" w:color="auto"/>
+        <w:right w:val="single" w:sz="4" w:space="0" w:color="auto"/>
+        <w:insideH w:val="single" w:sz="4" w:space="0" w:color="auto"/>
+        <w:insideV w:val="single" w:sz="4" w:space="0" w:color="auto"/>
+      </w:tblBorders>
+    </w:tblPr>
   </w:style>
 </w:styles>
 </file>
